--- a/List.docx
+++ b/List.docx
@@ -40,7 +40,7 @@
     <w:p>
       <w:r>
         <w:pict w14:anchorId="44F4D262">
-          <v:rect id="_x0000_i1175" style="width:0;height:1.5pt" o:hralign="center" o:hrstd="t" o:hr="t" fillcolor="#a0a0a0" stroked="f"/>
+          <v:rect id="_x0000_i1025" style="width:0;height:1.5pt" o:hralign="center" o:hrstd="t" o:hr="t" fillcolor="#a0a0a0" stroked="f"/>
         </w:pict>
       </w:r>
     </w:p>
@@ -49,6 +49,25 @@
         <w:rPr>
           <w:b/>
           <w:bCs/>
+          <w:sz w:val="40"/>
+          <w:szCs w:val="40"/>
+        </w:rPr>
+      </w:pPr>
+      <w:r>
+        <w:rPr>
+          <w:b/>
+          <w:bCs/>
+          <w:sz w:val="40"/>
+          <w:szCs w:val="40"/>
+        </w:rPr>
+        <w:t>Level 1 (Must Know)</w:t>
+      </w:r>
+    </w:p>
+    <w:p>
+      <w:pPr>
+        <w:rPr>
+          <w:b/>
+          <w:bCs/>
         </w:rPr>
       </w:pPr>
       <w:r>
@@ -245,7 +264,7 @@
     <w:p>
       <w:r>
         <w:pict w14:anchorId="7F37CE58">
-          <v:rect id="_x0000_i1176" style="width:0;height:1.5pt" o:hralign="center" o:hrstd="t" o:hr="t" fillcolor="#a0a0a0" stroked="f"/>
+          <v:rect id="_x0000_i1026" style="width:0;height:1.5pt" o:hralign="center" o:hrstd="t" o:hr="t" fillcolor="#a0a0a0" stroked="f"/>
         </w:pict>
       </w:r>
     </w:p>
@@ -307,6 +326,7 @@
         </w:numPr>
       </w:pPr>
       <w:r>
+        <w:lastRenderedPageBreak/>
         <w:t>Input field accepts time in seconds.</w:t>
       </w:r>
     </w:p>
@@ -329,52 +349,299 @@
         </w:numPr>
       </w:pPr>
       <w:r>
+        <w:t>Timer updates every second.</w:t>
+      </w:r>
+    </w:p>
+    <w:p>
+      <w:pPr>
+        <w:numPr>
+          <w:ilvl w:val="0"/>
+          <w:numId w:val="3"/>
+        </w:numPr>
+      </w:pPr>
+      <w:r>
+        <w:t>Pause button pauses timer.</w:t>
+      </w:r>
+    </w:p>
+    <w:p>
+      <w:pPr>
+        <w:numPr>
+          <w:ilvl w:val="0"/>
+          <w:numId w:val="3"/>
+        </w:numPr>
+      </w:pPr>
+      <w:r>
+        <w:t>Resume button resumes timer.</w:t>
+      </w:r>
+    </w:p>
+    <w:p>
+      <w:pPr>
+        <w:numPr>
+          <w:ilvl w:val="0"/>
+          <w:numId w:val="3"/>
+        </w:numPr>
+      </w:pPr>
+      <w:r>
+        <w:t>Reset button stops timer and resets state.</w:t>
+      </w:r>
+    </w:p>
+    <w:p>
+      <w:pPr>
+        <w:numPr>
+          <w:ilvl w:val="0"/>
+          <w:numId w:val="3"/>
+        </w:numPr>
+      </w:pPr>
+      <w:r>
+        <w:t>Countdown automatically stops at 0.</w:t>
+      </w:r>
+    </w:p>
+    <w:p>
+      <w:pPr>
+        <w:rPr>
+          <w:b/>
+          <w:bCs/>
+        </w:rPr>
+      </w:pPr>
+      <w:r>
+        <w:rPr>
+          <w:b/>
+          <w:bCs/>
+        </w:rPr>
+        <w:t>Example</w:t>
+      </w:r>
+    </w:p>
+    <w:p>
+      <w:r>
+        <w:t>Input: 60</w:t>
+      </w:r>
+    </w:p>
+    <w:p/>
+    <w:p>
+      <w:r>
+        <w:t>[Start]</w:t>
+      </w:r>
+    </w:p>
+    <w:p>
+      <w:r>
+        <w:t>[Pause]</w:t>
+      </w:r>
+    </w:p>
+    <w:p>
+      <w:r>
+        <w:t>[Resume]</w:t>
+      </w:r>
+    </w:p>
+    <w:p>
+      <w:r>
+        <w:t>[Reset]</w:t>
+      </w:r>
+    </w:p>
+    <w:p/>
+    <w:p>
+      <w:r>
+        <w:t>00:45</w:t>
+      </w:r>
+    </w:p>
+    <w:p>
+      <w:r>
+        <w:pict w14:anchorId="1AF3FBFC">
+          <v:rect id="_x0000_i1027" style="width:0;height:1.5pt" o:hralign="center" o:hrstd="t" o:hr="t" fillcolor="#a0a0a0" stroked="f"/>
+        </w:pict>
+      </w:r>
+    </w:p>
+    <w:p>
+      <w:pPr>
+        <w:rPr>
+          <w:b/>
+          <w:bCs/>
+        </w:rPr>
+      </w:pPr>
+      <w:r>
+        <w:rPr>
+          <w:b/>
+          <w:bCs/>
+        </w:rPr>
+        <w:t>3. Digital Clock</w:t>
+      </w:r>
+    </w:p>
+    <w:p>
+      <w:pPr>
+        <w:rPr>
+          <w:b/>
+          <w:bCs/>
+        </w:rPr>
+      </w:pPr>
+      <w:r>
+        <w:rPr>
+          <w:b/>
+          <w:bCs/>
+        </w:rPr>
+        <w:t>Exercise — Live Digital Clock</w:t>
+      </w:r>
+    </w:p>
+    <w:p>
+      <w:r>
+        <w:t>Build a React component that displays the current time.</w:t>
+      </w:r>
+    </w:p>
+    <w:p>
+      <w:pPr>
+        <w:rPr>
+          <w:b/>
+          <w:bCs/>
+        </w:rPr>
+      </w:pPr>
+      <w:r>
+        <w:rPr>
+          <w:b/>
+          <w:bCs/>
+        </w:rPr>
+        <w:t>Features Required</w:t>
+      </w:r>
+    </w:p>
+    <w:p>
+      <w:pPr>
+        <w:numPr>
+          <w:ilvl w:val="0"/>
+          <w:numId w:val="4"/>
+        </w:numPr>
+      </w:pPr>
+      <w:r>
+        <w:t>Display current local time.</w:t>
+      </w:r>
+    </w:p>
+    <w:p>
+      <w:pPr>
+        <w:numPr>
+          <w:ilvl w:val="0"/>
+          <w:numId w:val="4"/>
+        </w:numPr>
+      </w:pPr>
+      <w:r>
+        <w:t>Update every second automatically.</w:t>
+      </w:r>
+    </w:p>
+    <w:p>
+      <w:pPr>
+        <w:numPr>
+          <w:ilvl w:val="0"/>
+          <w:numId w:val="4"/>
+        </w:numPr>
+      </w:pPr>
+      <w:r>
+        <w:t>Show hours, minutes, and seconds.</w:t>
+      </w:r>
+    </w:p>
+    <w:p>
+      <w:pPr>
+        <w:rPr>
+          <w:b/>
+          <w:bCs/>
+        </w:rPr>
+      </w:pPr>
+      <w:r>
+        <w:rPr>
+          <w:b/>
+          <w:bCs/>
+        </w:rPr>
+        <w:t>Example</w:t>
+      </w:r>
+    </w:p>
+    <w:p>
+      <w:r>
+        <w:t>10:45:23 PM</w:t>
+      </w:r>
+    </w:p>
+    <w:p>
+      <w:r>
+        <w:pict w14:anchorId="1D16A952">
+          <v:rect id="_x0000_i1028" style="width:0;height:1.5pt" o:hralign="center" o:hrstd="t" o:hr="t" fillcolor="#a0a0a0" stroked="f"/>
+        </w:pict>
+      </w:r>
+    </w:p>
+    <w:p>
+      <w:pPr>
+        <w:rPr>
+          <w:b/>
+          <w:bCs/>
+        </w:rPr>
+      </w:pPr>
+      <w:r>
+        <w:rPr>
+          <w:b/>
+          <w:bCs/>
+        </w:rPr>
+        <w:t>4. Character Counter</w:t>
+      </w:r>
+    </w:p>
+    <w:p>
+      <w:pPr>
+        <w:rPr>
+          <w:b/>
+          <w:bCs/>
+        </w:rPr>
+      </w:pPr>
+      <w:r>
+        <w:rPr>
+          <w:b/>
+          <w:bCs/>
+        </w:rPr>
+        <w:t>Exercise — Character Counter</w:t>
+      </w:r>
+    </w:p>
+    <w:p>
+      <w:r>
+        <w:t>Build a React component that counts typed characters.</w:t>
+      </w:r>
+    </w:p>
+    <w:p>
+      <w:pPr>
+        <w:rPr>
+          <w:b/>
+          <w:bCs/>
+        </w:rPr>
+      </w:pPr>
+      <w:r>
+        <w:rPr>
+          <w:b/>
+          <w:bCs/>
+        </w:rPr>
+        <w:t>Features Required</w:t>
+      </w:r>
+    </w:p>
+    <w:p>
+      <w:pPr>
+        <w:numPr>
+          <w:ilvl w:val="0"/>
+          <w:numId w:val="5"/>
+        </w:numPr>
+      </w:pPr>
+      <w:r>
         <w:lastRenderedPageBreak/>
-        <w:t>Timer updates every second.</w:t>
-      </w:r>
-    </w:p>
-    <w:p>
-      <w:pPr>
-        <w:numPr>
-          <w:ilvl w:val="0"/>
-          <w:numId w:val="3"/>
-        </w:numPr>
-      </w:pPr>
-      <w:r>
-        <w:t>Pause button pauses timer.</w:t>
-      </w:r>
-    </w:p>
-    <w:p>
-      <w:pPr>
-        <w:numPr>
-          <w:ilvl w:val="0"/>
-          <w:numId w:val="3"/>
-        </w:numPr>
-      </w:pPr>
-      <w:r>
-        <w:t>Resume button resumes timer.</w:t>
-      </w:r>
-    </w:p>
-    <w:p>
-      <w:pPr>
-        <w:numPr>
-          <w:ilvl w:val="0"/>
-          <w:numId w:val="3"/>
-        </w:numPr>
-      </w:pPr>
-      <w:r>
-        <w:t>Reset button stops timer and resets state.</w:t>
-      </w:r>
-    </w:p>
-    <w:p>
-      <w:pPr>
-        <w:numPr>
-          <w:ilvl w:val="0"/>
-          <w:numId w:val="3"/>
-        </w:numPr>
-      </w:pPr>
-      <w:r>
-        <w:t>Countdown automatically stops at 0.</w:t>
+        <w:t>Text input field.</w:t>
+      </w:r>
+    </w:p>
+    <w:p>
+      <w:pPr>
+        <w:numPr>
+          <w:ilvl w:val="0"/>
+          <w:numId w:val="5"/>
+        </w:numPr>
+      </w:pPr>
+      <w:r>
+        <w:t>Display current character count.</w:t>
+      </w:r>
+    </w:p>
+    <w:p>
+      <w:pPr>
+        <w:numPr>
+          <w:ilvl w:val="0"/>
+          <w:numId w:val="5"/>
+        </w:numPr>
+      </w:pPr>
+      <w:r>
+        <w:t>Count updates while user types.</w:t>
       </w:r>
     </w:p>
     <w:p>
@@ -394,40 +661,159 @@
     </w:p>
     <w:p>
       <w:r>
-        <w:t>Input: 60</w:t>
+        <w:t>Input:</w:t>
+      </w:r>
+    </w:p>
+    <w:p>
+      <w:r>
+        <w:t>Hello</w:t>
       </w:r>
     </w:p>
     <w:p/>
     <w:p>
       <w:r>
-        <w:t>[Start]</w:t>
-      </w:r>
-    </w:p>
-    <w:p>
-      <w:r>
-        <w:t>[Pause]</w:t>
-      </w:r>
-    </w:p>
-    <w:p>
-      <w:r>
-        <w:t>[Resume]</w:t>
-      </w:r>
-    </w:p>
-    <w:p>
-      <w:r>
-        <w:t>[Reset]</w:t>
+        <w:t>Character Count: 5</w:t>
+      </w:r>
+    </w:p>
+    <w:p>
+      <w:r>
+        <w:pict w14:anchorId="096A802A">
+          <v:rect id="_x0000_i1029" style="width:0;height:1.5pt" o:hralign="center" o:hrstd="t" o:hr="t" fillcolor="#a0a0a0" stroked="f"/>
+        </w:pict>
+      </w:r>
+    </w:p>
+    <w:p>
+      <w:pPr>
+        <w:rPr>
+          <w:b/>
+          <w:bCs/>
+        </w:rPr>
+      </w:pPr>
+      <w:r>
+        <w:rPr>
+          <w:b/>
+          <w:bCs/>
+        </w:rPr>
+        <w:t>5. Toggle Component</w:t>
+      </w:r>
+    </w:p>
+    <w:p>
+      <w:pPr>
+        <w:rPr>
+          <w:b/>
+          <w:bCs/>
+        </w:rPr>
+      </w:pPr>
+      <w:r>
+        <w:rPr>
+          <w:b/>
+          <w:bCs/>
+        </w:rPr>
+        <w:t>Exercise — Show/Hide Content</w:t>
+      </w:r>
+    </w:p>
+    <w:p>
+      <w:r>
+        <w:t>Build a React component that toggles visibility.</w:t>
+      </w:r>
+    </w:p>
+    <w:p>
+      <w:pPr>
+        <w:rPr>
+          <w:b/>
+          <w:bCs/>
+        </w:rPr>
+      </w:pPr>
+      <w:r>
+        <w:rPr>
+          <w:b/>
+          <w:bCs/>
+        </w:rPr>
+        <w:t>Features Required</w:t>
+      </w:r>
+    </w:p>
+    <w:p>
+      <w:pPr>
+        <w:numPr>
+          <w:ilvl w:val="0"/>
+          <w:numId w:val="6"/>
+        </w:numPr>
+      </w:pPr>
+      <w:r>
+        <w:t xml:space="preserve">Button </w:t>
+      </w:r>
+      <w:proofErr w:type="spellStart"/>
+      <w:r>
+        <w:t>labeled</w:t>
+      </w:r>
+      <w:proofErr w:type="spellEnd"/>
+      <w:r>
+        <w:t xml:space="preserve"> Show.</w:t>
+      </w:r>
+    </w:p>
+    <w:p>
+      <w:pPr>
+        <w:numPr>
+          <w:ilvl w:val="0"/>
+          <w:numId w:val="6"/>
+        </w:numPr>
+      </w:pPr>
+      <w:r>
+        <w:t>Clicking Show displays hidden content.</w:t>
+      </w:r>
+    </w:p>
+    <w:p>
+      <w:pPr>
+        <w:numPr>
+          <w:ilvl w:val="0"/>
+          <w:numId w:val="6"/>
+        </w:numPr>
+      </w:pPr>
+      <w:r>
+        <w:t>Button changes to Hide.</w:t>
+      </w:r>
+    </w:p>
+    <w:p>
+      <w:pPr>
+        <w:numPr>
+          <w:ilvl w:val="0"/>
+          <w:numId w:val="6"/>
+        </w:numPr>
+      </w:pPr>
+      <w:r>
+        <w:t>Clicking Hide hides content again.</w:t>
+      </w:r>
+    </w:p>
+    <w:p>
+      <w:pPr>
+        <w:rPr>
+          <w:b/>
+          <w:bCs/>
+        </w:rPr>
+      </w:pPr>
+      <w:r>
+        <w:rPr>
+          <w:b/>
+          <w:bCs/>
+        </w:rPr>
+        <w:t>Example</w:t>
+      </w:r>
+    </w:p>
+    <w:p>
+      <w:r>
+        <w:t>[Show]</w:t>
       </w:r>
     </w:p>
     <w:p/>
     <w:p>
       <w:r>
-        <w:t>00:45</w:t>
-      </w:r>
-    </w:p>
-    <w:p>
-      <w:r>
-        <w:pict w14:anchorId="1AF3FBFC">
-          <v:rect id="_x0000_i1177" style="width:0;height:1.5pt" o:hralign="center" o:hrstd="t" o:hr="t" fillcolor="#a0a0a0" stroked="f"/>
+        <w:t>Welcome to React</w:t>
+      </w:r>
+    </w:p>
+    <w:p>
+      <w:r>
+        <w:pict w14:anchorId="55C388C6">
+          <v:rect id="_x0000_i1030" style="width:0;height:1.5pt" o:hralign="center" o:hrstd="t" o:hr="t" fillcolor="#a0a0a0" stroked="f"/>
         </w:pict>
       </w:r>
     </w:p>
@@ -443,27 +829,27 @@
           <w:b/>
           <w:bCs/>
         </w:rPr>
-        <w:t>3. Digital Clock</w:t>
-      </w:r>
-    </w:p>
-    <w:p>
-      <w:pPr>
-        <w:rPr>
-          <w:b/>
-          <w:bCs/>
-        </w:rPr>
-      </w:pPr>
-      <w:r>
-        <w:rPr>
-          <w:b/>
-          <w:bCs/>
-        </w:rPr>
-        <w:t>Exercise — Live Digital Clock</w:t>
-      </w:r>
-    </w:p>
-    <w:p>
-      <w:r>
-        <w:t>Build a React component that displays the current time.</w:t>
+        <w:t>6. Password Visibility Toggle</w:t>
+      </w:r>
+    </w:p>
+    <w:p>
+      <w:pPr>
+        <w:rPr>
+          <w:b/>
+          <w:bCs/>
+        </w:rPr>
+      </w:pPr>
+      <w:r>
+        <w:rPr>
+          <w:b/>
+          <w:bCs/>
+        </w:rPr>
+        <w:t>Exercise — Password Field</w:t>
+      </w:r>
+    </w:p>
+    <w:p>
+      <w:r>
+        <w:t>Build a password input component.</w:t>
       </w:r>
     </w:p>
     <w:p>
@@ -485,33 +871,44 @@
       <w:pPr>
         <w:numPr>
           <w:ilvl w:val="0"/>
-          <w:numId w:val="4"/>
-        </w:numPr>
-      </w:pPr>
-      <w:r>
-        <w:t>Display current local time.</w:t>
-      </w:r>
-    </w:p>
-    <w:p>
-      <w:pPr>
-        <w:numPr>
-          <w:ilvl w:val="0"/>
-          <w:numId w:val="4"/>
-        </w:numPr>
-      </w:pPr>
-      <w:r>
-        <w:t>Update every second automatically.</w:t>
-      </w:r>
-    </w:p>
-    <w:p>
-      <w:pPr>
-        <w:numPr>
-          <w:ilvl w:val="0"/>
-          <w:numId w:val="4"/>
-        </w:numPr>
-      </w:pPr>
-      <w:r>
-        <w:t>Show hours, minutes, and seconds.</w:t>
+          <w:numId w:val="7"/>
+        </w:numPr>
+      </w:pPr>
+      <w:r>
+        <w:t>Password input field.</w:t>
+      </w:r>
+    </w:p>
+    <w:p>
+      <w:pPr>
+        <w:numPr>
+          <w:ilvl w:val="0"/>
+          <w:numId w:val="7"/>
+        </w:numPr>
+      </w:pPr>
+      <w:r>
+        <w:t>Show button.</w:t>
+      </w:r>
+    </w:p>
+    <w:p>
+      <w:pPr>
+        <w:numPr>
+          <w:ilvl w:val="0"/>
+          <w:numId w:val="7"/>
+        </w:numPr>
+      </w:pPr>
+      <w:r>
+        <w:t>Hide button.</w:t>
+      </w:r>
+    </w:p>
+    <w:p>
+      <w:pPr>
+        <w:numPr>
+          <w:ilvl w:val="0"/>
+          <w:numId w:val="7"/>
+        </w:numPr>
+      </w:pPr>
+      <w:r>
+        <w:t>User can toggle password visibility.</w:t>
       </w:r>
     </w:p>
     <w:p>
@@ -531,13 +928,25 @@
     </w:p>
     <w:p>
       <w:r>
-        <w:t>10:45:23 PM</w:t>
-      </w:r>
-    </w:p>
-    <w:p>
-      <w:r>
-        <w:pict w14:anchorId="1D16A952">
-          <v:rect id="_x0000_i1178" style="width:0;height:1.5pt" o:hralign="center" o:hrstd="t" o:hr="t" fillcolor="#a0a0a0" stroked="f"/>
+        <w:lastRenderedPageBreak/>
+        <w:t>Password:</w:t>
+      </w:r>
+    </w:p>
+    <w:p>
+      <w:r>
+        <w:t>******</w:t>
+      </w:r>
+    </w:p>
+    <w:p/>
+    <w:p>
+      <w:r>
+        <w:t>[Show]</w:t>
+      </w:r>
+    </w:p>
+    <w:p>
+      <w:r>
+        <w:pict w14:anchorId="4962F2A4">
+          <v:rect id="_x0000_i1031" style="width:0;height:1.5pt" o:hralign="center" o:hrstd="t" o:hr="t" fillcolor="#a0a0a0" stroked="f"/>
         </w:pict>
       </w:r>
     </w:p>
@@ -546,34 +955,53 @@
         <w:rPr>
           <w:b/>
           <w:bCs/>
-        </w:rPr>
-      </w:pPr>
-      <w:r>
-        <w:rPr>
-          <w:b/>
-          <w:bCs/>
-        </w:rPr>
-        <w:t>4. Character Counter</w:t>
-      </w:r>
-    </w:p>
-    <w:p>
-      <w:pPr>
-        <w:rPr>
-          <w:b/>
-          <w:bCs/>
-        </w:rPr>
-      </w:pPr>
-      <w:r>
-        <w:rPr>
-          <w:b/>
-          <w:bCs/>
-        </w:rPr>
-        <w:t>Exercise — Character Counter</w:t>
-      </w:r>
-    </w:p>
-    <w:p>
-      <w:r>
-        <w:t>Build a React component that counts typed characters.</w:t>
+          <w:sz w:val="40"/>
+          <w:szCs w:val="40"/>
+        </w:rPr>
+      </w:pPr>
+      <w:r>
+        <w:rPr>
+          <w:b/>
+          <w:bCs/>
+          <w:sz w:val="40"/>
+          <w:szCs w:val="40"/>
+        </w:rPr>
+        <w:t>Level 2 (Very Common)</w:t>
+      </w:r>
+    </w:p>
+    <w:p>
+      <w:pPr>
+        <w:rPr>
+          <w:b/>
+          <w:bCs/>
+        </w:rPr>
+      </w:pPr>
+      <w:r>
+        <w:rPr>
+          <w:b/>
+          <w:bCs/>
+        </w:rPr>
+        <w:t>7. Todo Application</w:t>
+      </w:r>
+    </w:p>
+    <w:p>
+      <w:pPr>
+        <w:rPr>
+          <w:b/>
+          <w:bCs/>
+        </w:rPr>
+      </w:pPr>
+      <w:r>
+        <w:rPr>
+          <w:b/>
+          <w:bCs/>
+        </w:rPr>
+        <w:t>Exercise — Todo Manager</w:t>
+      </w:r>
+    </w:p>
+    <w:p>
+      <w:r>
+        <w:t>Build a simple Todo application.</w:t>
       </w:r>
     </w:p>
     <w:p>
@@ -595,34 +1023,214 @@
       <w:pPr>
         <w:numPr>
           <w:ilvl w:val="0"/>
-          <w:numId w:val="5"/>
-        </w:numPr>
-      </w:pPr>
-      <w:r>
-        <w:t>Text input field.</w:t>
-      </w:r>
-    </w:p>
-    <w:p>
-      <w:pPr>
-        <w:numPr>
-          <w:ilvl w:val="0"/>
-          <w:numId w:val="5"/>
-        </w:numPr>
-      </w:pPr>
-      <w:r>
-        <w:t>Display current character count.</w:t>
-      </w:r>
-    </w:p>
-    <w:p>
-      <w:pPr>
-        <w:numPr>
-          <w:ilvl w:val="0"/>
-          <w:numId w:val="5"/>
-        </w:numPr>
-      </w:pPr>
+          <w:numId w:val="8"/>
+        </w:numPr>
+      </w:pPr>
+      <w:r>
+        <w:t>Add task.</w:t>
+      </w:r>
+    </w:p>
+    <w:p>
+      <w:pPr>
+        <w:numPr>
+          <w:ilvl w:val="0"/>
+          <w:numId w:val="8"/>
+        </w:numPr>
+      </w:pPr>
+      <w:r>
+        <w:t>Delete task.</w:t>
+      </w:r>
+    </w:p>
+    <w:p>
+      <w:pPr>
+        <w:numPr>
+          <w:ilvl w:val="0"/>
+          <w:numId w:val="8"/>
+        </w:numPr>
+      </w:pPr>
+      <w:r>
+        <w:t>Mark task completed.</w:t>
+      </w:r>
+    </w:p>
+    <w:p>
+      <w:pPr>
+        <w:numPr>
+          <w:ilvl w:val="0"/>
+          <w:numId w:val="8"/>
+        </w:numPr>
+      </w:pPr>
+      <w:r>
+        <w:t>Display all tasks.</w:t>
+      </w:r>
+    </w:p>
+    <w:p>
+      <w:pPr>
+        <w:rPr>
+          <w:b/>
+          <w:bCs/>
+        </w:rPr>
+      </w:pPr>
+      <w:r>
+        <w:rPr>
+          <w:b/>
+          <w:bCs/>
+        </w:rPr>
+        <w:t>Example</w:t>
+      </w:r>
+    </w:p>
+    <w:p>
+      <w:r>
+        <w:t>Buy Milk</w:t>
+      </w:r>
+    </w:p>
+    <w:p/>
+    <w:p>
+      <w:r>
+        <w:t>[Add]</w:t>
+      </w:r>
+    </w:p>
+    <w:p/>
+    <w:p>
+      <w:r>
+        <w:rPr>
+          <w:rFonts w:ascii="Segoe UI Symbol" w:hAnsi="Segoe UI Symbol" w:cs="Segoe UI Symbol"/>
+        </w:rPr>
+        <w:t>☐</w:t>
+      </w:r>
+      <w:r>
+        <w:t xml:space="preserve"> Buy Milk</w:t>
+      </w:r>
+    </w:p>
+    <w:p>
+      <w:r>
+        <w:rPr>
+          <w:rFonts w:ascii="Segoe UI Symbol" w:hAnsi="Segoe UI Symbol" w:cs="Segoe UI Symbol"/>
+        </w:rPr>
+        <w:t>☐</w:t>
+      </w:r>
+      <w:r>
+        <w:t xml:space="preserve"> Learn React</w:t>
+      </w:r>
+    </w:p>
+    <w:p>
+      <w:r>
+        <w:pict w14:anchorId="740347D4">
+          <v:rect id="_x0000_i1032" style="width:0;height:1.5pt" o:hralign="center" o:hrstd="t" o:hr="t" fillcolor="#a0a0a0" stroked="f"/>
+        </w:pict>
+      </w:r>
+    </w:p>
+    <w:p>
+      <w:pPr>
+        <w:rPr>
+          <w:b/>
+          <w:bCs/>
+        </w:rPr>
+      </w:pPr>
+      <w:r>
+        <w:rPr>
+          <w:b/>
+          <w:bCs/>
+        </w:rPr>
+        <w:t>8. Search Filter</w:t>
+      </w:r>
+    </w:p>
+    <w:p>
+      <w:pPr>
+        <w:rPr>
+          <w:b/>
+          <w:bCs/>
+        </w:rPr>
+      </w:pPr>
+      <w:r>
+        <w:rPr>
+          <w:b/>
+          <w:bCs/>
+        </w:rPr>
+        <w:t>Exercise — List Filtering</w:t>
+      </w:r>
+    </w:p>
+    <w:p>
+      <w:r>
+        <w:t>Given an array of fruits.</w:t>
+      </w:r>
+    </w:p>
+    <w:p>
+      <w:r>
+        <w:t>[</w:t>
+      </w:r>
+    </w:p>
+    <w:p>
+      <w:r>
+        <w:t xml:space="preserve">  "Apple",</w:t>
+      </w:r>
+    </w:p>
+    <w:p>
+      <w:r>
+        <w:t xml:space="preserve">  "Banana",</w:t>
+      </w:r>
+    </w:p>
+    <w:p>
+      <w:r>
+        <w:t xml:space="preserve">  "Mango",</w:t>
+      </w:r>
+    </w:p>
+    <w:p>
+      <w:r>
+        <w:t xml:space="preserve">  "Orange"</w:t>
+      </w:r>
+    </w:p>
+    <w:p>
       <w:r>
         <w:lastRenderedPageBreak/>
-        <w:t>Count updates while user types.</w:t>
+        <w:t>]</w:t>
+      </w:r>
+    </w:p>
+    <w:p>
+      <w:pPr>
+        <w:rPr>
+          <w:b/>
+          <w:bCs/>
+        </w:rPr>
+      </w:pPr>
+      <w:r>
+        <w:rPr>
+          <w:b/>
+          <w:bCs/>
+        </w:rPr>
+        <w:t>Features Required</w:t>
+      </w:r>
+    </w:p>
+    <w:p>
+      <w:pPr>
+        <w:numPr>
+          <w:ilvl w:val="0"/>
+          <w:numId w:val="9"/>
+        </w:numPr>
+      </w:pPr>
+      <w:r>
+        <w:t>Search input field.</w:t>
+      </w:r>
+    </w:p>
+    <w:p>
+      <w:pPr>
+        <w:numPr>
+          <w:ilvl w:val="0"/>
+          <w:numId w:val="9"/>
+        </w:numPr>
+      </w:pPr>
+      <w:r>
+        <w:t>Filter results dynamically.</w:t>
+      </w:r>
+    </w:p>
+    <w:p>
+      <w:pPr>
+        <w:numPr>
+          <w:ilvl w:val="0"/>
+          <w:numId w:val="9"/>
+        </w:numPr>
+      </w:pPr>
+      <w:r>
+        <w:t>Matching should be case-insensitive.</w:t>
       </w:r>
     </w:p>
     <w:p>
@@ -642,24 +1250,29 @@
     </w:p>
     <w:p>
       <w:r>
-        <w:t>Input:</w:t>
-      </w:r>
-    </w:p>
-    <w:p>
-      <w:r>
-        <w:t>Hello</w:t>
+        <w:t>Search:</w:t>
+      </w:r>
+    </w:p>
+    <w:p>
+      <w:r>
+        <w:t>ma</w:t>
       </w:r>
     </w:p>
     <w:p/>
     <w:p>
       <w:r>
-        <w:t>Character Count: 5</w:t>
-      </w:r>
-    </w:p>
-    <w:p>
-      <w:r>
-        <w:pict w14:anchorId="096A802A">
-          <v:rect id="_x0000_i1179" style="width:0;height:1.5pt" o:hralign="center" o:hrstd="t" o:hr="t" fillcolor="#a0a0a0" stroked="f"/>
+        <w:t>Results:</w:t>
+      </w:r>
+    </w:p>
+    <w:p>
+      <w:r>
+        <w:t>Mango</w:t>
+      </w:r>
+    </w:p>
+    <w:p>
+      <w:r>
+        <w:pict w14:anchorId="3CE79071">
+          <v:rect id="_x0000_i1033" style="width:0;height:1.5pt" o:hralign="center" o:hrstd="t" o:hr="t" fillcolor="#a0a0a0" stroked="f"/>
         </w:pict>
       </w:r>
     </w:p>
@@ -675,27 +1288,27 @@
           <w:b/>
           <w:bCs/>
         </w:rPr>
-        <w:t>5. Toggle Component</w:t>
-      </w:r>
-    </w:p>
-    <w:p>
-      <w:pPr>
-        <w:rPr>
-          <w:b/>
-          <w:bCs/>
-        </w:rPr>
-      </w:pPr>
-      <w:r>
-        <w:rPr>
-          <w:b/>
-          <w:bCs/>
-        </w:rPr>
-        <w:t>Exercise — Show/Hide Content</w:t>
-      </w:r>
-    </w:p>
-    <w:p>
-      <w:r>
-        <w:t>Build a React component that toggles visibility.</w:t>
+        <w:t>9. Pagination Component</w:t>
+      </w:r>
+    </w:p>
+    <w:p>
+      <w:pPr>
+        <w:rPr>
+          <w:b/>
+          <w:bCs/>
+        </w:rPr>
+      </w:pPr>
+      <w:r>
+        <w:rPr>
+          <w:b/>
+          <w:bCs/>
+        </w:rPr>
+        <w:t>Exercise — User Pagination</w:t>
+      </w:r>
+    </w:p>
+    <w:p>
+      <w:r>
+        <w:t>Given 100 users.</w:t>
       </w:r>
     </w:p>
     <w:p>
@@ -717,52 +1330,44 @@
       <w:pPr>
         <w:numPr>
           <w:ilvl w:val="0"/>
-          <w:numId w:val="6"/>
-        </w:numPr>
-      </w:pPr>
-      <w:r>
-        <w:t xml:space="preserve">Button </w:t>
-      </w:r>
-      <w:proofErr w:type="spellStart"/>
-      <w:r>
-        <w:t>labeled</w:t>
-      </w:r>
-      <w:proofErr w:type="spellEnd"/>
-      <w:r>
-        <w:t xml:space="preserve"> Show.</w:t>
-      </w:r>
-    </w:p>
-    <w:p>
-      <w:pPr>
-        <w:numPr>
-          <w:ilvl w:val="0"/>
-          <w:numId w:val="6"/>
-        </w:numPr>
-      </w:pPr>
-      <w:r>
-        <w:t>Clicking Show displays hidden content.</w:t>
-      </w:r>
-    </w:p>
-    <w:p>
-      <w:pPr>
-        <w:numPr>
-          <w:ilvl w:val="0"/>
-          <w:numId w:val="6"/>
-        </w:numPr>
-      </w:pPr>
-      <w:r>
-        <w:t>Button changes to Hide.</w:t>
-      </w:r>
-    </w:p>
-    <w:p>
-      <w:pPr>
-        <w:numPr>
-          <w:ilvl w:val="0"/>
-          <w:numId w:val="6"/>
-        </w:numPr>
-      </w:pPr>
-      <w:r>
-        <w:t>Clicking Hide hides content again.</w:t>
+          <w:numId w:val="10"/>
+        </w:numPr>
+      </w:pPr>
+      <w:r>
+        <w:t>Display 10 users per page.</w:t>
+      </w:r>
+    </w:p>
+    <w:p>
+      <w:pPr>
+        <w:numPr>
+          <w:ilvl w:val="0"/>
+          <w:numId w:val="10"/>
+        </w:numPr>
+      </w:pPr>
+      <w:r>
+        <w:t>Previous button.</w:t>
+      </w:r>
+    </w:p>
+    <w:p>
+      <w:pPr>
+        <w:numPr>
+          <w:ilvl w:val="0"/>
+          <w:numId w:val="10"/>
+        </w:numPr>
+      </w:pPr>
+      <w:r>
+        <w:t>Next button.</w:t>
+      </w:r>
+    </w:p>
+    <w:p>
+      <w:pPr>
+        <w:numPr>
+          <w:ilvl w:val="0"/>
+          <w:numId w:val="10"/>
+        </w:numPr>
+      </w:pPr>
+      <w:r>
+        <w:t>Current page indicator.</w:t>
       </w:r>
     </w:p>
     <w:p>
@@ -782,19 +1387,45 @@
     </w:p>
     <w:p>
       <w:r>
-        <w:t>[Show]</w:t>
+        <w:t>Page 1</w:t>
       </w:r>
     </w:p>
     <w:p/>
     <w:p>
       <w:r>
-        <w:t>Welcome to React</w:t>
-      </w:r>
-    </w:p>
-    <w:p>
-      <w:r>
-        <w:pict w14:anchorId="55C388C6">
-          <v:rect id="_x0000_i1180" style="width:0;height:1.5pt" o:hralign="center" o:hrstd="t" o:hr="t" fillcolor="#a0a0a0" stroked="f"/>
+        <w:t>User 1</w:t>
+      </w:r>
+    </w:p>
+    <w:p>
+      <w:r>
+        <w:t>User 2</w:t>
+      </w:r>
+    </w:p>
+    <w:p>
+      <w:r>
+        <w:t>...</w:t>
+      </w:r>
+    </w:p>
+    <w:p>
+      <w:r>
+        <w:t>User 10</w:t>
+      </w:r>
+    </w:p>
+    <w:p/>
+    <w:p>
+      <w:r>
+        <w:t>[Previous]</w:t>
+      </w:r>
+    </w:p>
+    <w:p>
+      <w:r>
+        <w:t>[Next]</w:t>
+      </w:r>
+    </w:p>
+    <w:p>
+      <w:r>
+        <w:pict w14:anchorId="1A9D25C8">
+          <v:rect id="_x0000_i1034" style="width:0;height:1.5pt" o:hralign="center" o:hrstd="t" o:hr="t" fillcolor="#a0a0a0" stroked="f"/>
         </w:pict>
       </w:r>
     </w:p>
@@ -810,27 +1441,28 @@
           <w:b/>
           <w:bCs/>
         </w:rPr>
-        <w:t>6. Password Visibility Toggle</w:t>
-      </w:r>
-    </w:p>
-    <w:p>
-      <w:pPr>
-        <w:rPr>
-          <w:b/>
-          <w:bCs/>
-        </w:rPr>
-      </w:pPr>
-      <w:r>
-        <w:rPr>
-          <w:b/>
-          <w:bCs/>
-        </w:rPr>
-        <w:t>Exercise — Password Field</w:t>
-      </w:r>
-    </w:p>
-    <w:p>
-      <w:r>
-        <w:t>Build a password input component.</w:t>
+        <w:lastRenderedPageBreak/>
+        <w:t>10. Debounced Search</w:t>
+      </w:r>
+    </w:p>
+    <w:p>
+      <w:pPr>
+        <w:rPr>
+          <w:b/>
+          <w:bCs/>
+        </w:rPr>
+      </w:pPr>
+      <w:r>
+        <w:rPr>
+          <w:b/>
+          <w:bCs/>
+        </w:rPr>
+        <w:t>Exercise — Search Optimization</w:t>
+      </w:r>
+    </w:p>
+    <w:p>
+      <w:r>
+        <w:t>Build a search component.</w:t>
       </w:r>
     </w:p>
     <w:p>
@@ -852,44 +1484,44 @@
       <w:pPr>
         <w:numPr>
           <w:ilvl w:val="0"/>
-          <w:numId w:val="7"/>
-        </w:numPr>
-      </w:pPr>
-      <w:r>
-        <w:t>Password input field.</w:t>
-      </w:r>
-    </w:p>
-    <w:p>
-      <w:pPr>
-        <w:numPr>
-          <w:ilvl w:val="0"/>
-          <w:numId w:val="7"/>
-        </w:numPr>
-      </w:pPr>
-      <w:r>
-        <w:t>Show button.</w:t>
-      </w:r>
-    </w:p>
-    <w:p>
-      <w:pPr>
-        <w:numPr>
-          <w:ilvl w:val="0"/>
-          <w:numId w:val="7"/>
-        </w:numPr>
-      </w:pPr>
-      <w:r>
-        <w:t>Hide button.</w:t>
-      </w:r>
-    </w:p>
-    <w:p>
-      <w:pPr>
-        <w:numPr>
-          <w:ilvl w:val="0"/>
-          <w:numId w:val="7"/>
-        </w:numPr>
-      </w:pPr>
-      <w:r>
-        <w:t>User can toggle password visibility.</w:t>
+          <w:numId w:val="11"/>
+        </w:numPr>
+      </w:pPr>
+      <w:r>
+        <w:t>Search input field.</w:t>
+      </w:r>
+    </w:p>
+    <w:p>
+      <w:pPr>
+        <w:numPr>
+          <w:ilvl w:val="0"/>
+          <w:numId w:val="11"/>
+        </w:numPr>
+      </w:pPr>
+      <w:r>
+        <w:t>API call should not happen on every keystroke.</w:t>
+      </w:r>
+    </w:p>
+    <w:p>
+      <w:pPr>
+        <w:numPr>
+          <w:ilvl w:val="0"/>
+          <w:numId w:val="11"/>
+        </w:numPr>
+      </w:pPr>
+      <w:r>
+        <w:t>Wait 500ms after user stops typing.</w:t>
+      </w:r>
+    </w:p>
+    <w:p>
+      <w:pPr>
+        <w:numPr>
+          <w:ilvl w:val="0"/>
+          <w:numId w:val="11"/>
+        </w:numPr>
+      </w:pPr>
+      <w:r>
+        <w:t>Then perform search.</w:t>
       </w:r>
     </w:p>
     <w:p>
@@ -909,24 +1541,165 @@
     </w:p>
     <w:p>
       <w:r>
-        <w:t>Password:</w:t>
-      </w:r>
-    </w:p>
-    <w:p>
-      <w:r>
-        <w:t>******</w:t>
+        <w:t>Typing:</w:t>
+      </w:r>
+    </w:p>
+    <w:p>
+      <w:r>
+        <w:t>r</w:t>
+      </w:r>
+    </w:p>
+    <w:p>
+      <w:r>
+        <w:t>re</w:t>
+      </w:r>
+    </w:p>
+    <w:p>
+      <w:r>
+        <w:t>rea</w:t>
+      </w:r>
+    </w:p>
+    <w:p>
+      <w:r>
+        <w:t>react</w:t>
+      </w:r>
+    </w:p>
+    <w:p>
+      <w:r>
+        <w:t>Only one API request should fire.</w:t>
+      </w:r>
+    </w:p>
+    <w:p>
+      <w:r>
+        <w:pict w14:anchorId="19BF1E42">
+          <v:rect id="_x0000_i1035" style="width:0;height:1.5pt" o:hralign="center" o:hrstd="t" o:hr="t" fillcolor="#a0a0a0" stroked="f"/>
+        </w:pict>
+      </w:r>
+    </w:p>
+    <w:p>
+      <w:pPr>
+        <w:rPr>
+          <w:b/>
+          <w:bCs/>
+        </w:rPr>
+      </w:pPr>
+      <w:r>
+        <w:rPr>
+          <w:b/>
+          <w:bCs/>
+        </w:rPr>
+        <w:t>11. Accordion</w:t>
+      </w:r>
+    </w:p>
+    <w:p>
+      <w:pPr>
+        <w:rPr>
+          <w:b/>
+          <w:bCs/>
+        </w:rPr>
+      </w:pPr>
+      <w:r>
+        <w:rPr>
+          <w:b/>
+          <w:bCs/>
+        </w:rPr>
+        <w:t>Exercise — FAQ Accordion</w:t>
+      </w:r>
+    </w:p>
+    <w:p>
+      <w:r>
+        <w:t>Build an accordion component.</w:t>
+      </w:r>
+    </w:p>
+    <w:p>
+      <w:pPr>
+        <w:rPr>
+          <w:b/>
+          <w:bCs/>
+        </w:rPr>
+      </w:pPr>
+      <w:r>
+        <w:rPr>
+          <w:b/>
+          <w:bCs/>
+        </w:rPr>
+        <w:t>Features Required</w:t>
+      </w:r>
+    </w:p>
+    <w:p>
+      <w:pPr>
+        <w:numPr>
+          <w:ilvl w:val="0"/>
+          <w:numId w:val="12"/>
+        </w:numPr>
+      </w:pPr>
+      <w:r>
+        <w:t>List of questions.</w:t>
+      </w:r>
+    </w:p>
+    <w:p>
+      <w:pPr>
+        <w:numPr>
+          <w:ilvl w:val="0"/>
+          <w:numId w:val="12"/>
+        </w:numPr>
+      </w:pPr>
+      <w:r>
+        <w:t>Clicking question expands answer.</w:t>
+      </w:r>
+    </w:p>
+    <w:p>
+      <w:pPr>
+        <w:numPr>
+          <w:ilvl w:val="0"/>
+          <w:numId w:val="12"/>
+        </w:numPr>
+      </w:pPr>
+      <w:r>
+        <w:t>Clicking again collapses answer.</w:t>
+      </w:r>
+    </w:p>
+    <w:p>
+      <w:pPr>
+        <w:rPr>
+          <w:b/>
+          <w:bCs/>
+        </w:rPr>
+      </w:pPr>
+      <w:r>
+        <w:rPr>
+          <w:b/>
+          <w:bCs/>
+        </w:rPr>
+        <w:t>Example</w:t>
+      </w:r>
+    </w:p>
+    <w:p>
+      <w:r>
+        <w:t>+ What is React?</w:t>
       </w:r>
     </w:p>
     <w:p/>
     <w:p>
       <w:r>
-        <w:t>[Show]</w:t>
-      </w:r>
-    </w:p>
-    <w:p>
-      <w:r>
-        <w:pict w14:anchorId="4962F2A4">
-          <v:rect id="_x0000_i1181" style="width:0;height:1.5pt" o:hralign="center" o:hrstd="t" o:hr="t" fillcolor="#a0a0a0" stroked="f"/>
+        <w:t>Click →</w:t>
+      </w:r>
+    </w:p>
+    <w:p/>
+    <w:p>
+      <w:r>
+        <w:t>- What is React?</w:t>
+      </w:r>
+    </w:p>
+    <w:p>
+      <w:r>
+        <w:t>React is a JavaScript library...</w:t>
+      </w:r>
+    </w:p>
+    <w:p>
+      <w:r>
+        <w:pict w14:anchorId="53F89115">
+          <v:rect id="_x0000_i1036" style="width:0;height:1.5pt" o:hralign="center" o:hrstd="t" o:hr="t" fillcolor="#a0a0a0" stroked="f"/>
         </w:pict>
       </w:r>
     </w:p>
@@ -942,27 +1715,28 @@
           <w:b/>
           <w:bCs/>
         </w:rPr>
-        <w:t>7. Todo Application</w:t>
-      </w:r>
-    </w:p>
-    <w:p>
-      <w:pPr>
-        <w:rPr>
-          <w:b/>
-          <w:bCs/>
-        </w:rPr>
-      </w:pPr>
-      <w:r>
-        <w:rPr>
-          <w:b/>
-          <w:bCs/>
-        </w:rPr>
-        <w:t>Exercise — Todo Manager</w:t>
-      </w:r>
-    </w:p>
-    <w:p>
-      <w:r>
-        <w:t>Build a simple Todo application.</w:t>
+        <w:lastRenderedPageBreak/>
+        <w:t>12. Tabs Component</w:t>
+      </w:r>
+    </w:p>
+    <w:p>
+      <w:pPr>
+        <w:rPr>
+          <w:b/>
+          <w:bCs/>
+        </w:rPr>
+      </w:pPr>
+      <w:r>
+        <w:rPr>
+          <w:b/>
+          <w:bCs/>
+        </w:rPr>
+        <w:t>Exercise — Dynamic Tabs</w:t>
+      </w:r>
+    </w:p>
+    <w:p>
+      <w:r>
+        <w:t>Build a tabs component.</w:t>
       </w:r>
     </w:p>
     <w:p>
@@ -984,745 +1758,10 @@
       <w:pPr>
         <w:numPr>
           <w:ilvl w:val="0"/>
-          <w:numId w:val="8"/>
-        </w:numPr>
-      </w:pPr>
-      <w:r>
-        <w:t>Add task.</w:t>
-      </w:r>
-    </w:p>
-    <w:p>
-      <w:pPr>
-        <w:numPr>
-          <w:ilvl w:val="0"/>
-          <w:numId w:val="8"/>
-        </w:numPr>
-      </w:pPr>
-      <w:r>
-        <w:t>Delete task.</w:t>
-      </w:r>
-    </w:p>
-    <w:p>
-      <w:pPr>
-        <w:numPr>
-          <w:ilvl w:val="0"/>
-          <w:numId w:val="8"/>
-        </w:numPr>
-      </w:pPr>
-      <w:r>
-        <w:t>Mark task completed.</w:t>
-      </w:r>
-    </w:p>
-    <w:p>
-      <w:pPr>
-        <w:numPr>
-          <w:ilvl w:val="0"/>
-          <w:numId w:val="8"/>
-        </w:numPr>
-      </w:pPr>
-      <w:r>
-        <w:t>Display all tasks.</w:t>
-      </w:r>
-    </w:p>
-    <w:p>
-      <w:pPr>
-        <w:rPr>
-          <w:b/>
-          <w:bCs/>
-        </w:rPr>
-      </w:pPr>
-      <w:r>
-        <w:rPr>
-          <w:b/>
-          <w:bCs/>
-        </w:rPr>
-        <w:t>Example</w:t>
-      </w:r>
-    </w:p>
-    <w:p>
-      <w:r>
-        <w:t>Buy Milk</w:t>
-      </w:r>
-    </w:p>
-    <w:p/>
-    <w:p>
-      <w:r>
-        <w:t>[Add]</w:t>
-      </w:r>
-    </w:p>
-    <w:p/>
-    <w:p>
-      <w:r>
-        <w:rPr>
-          <w:rFonts w:ascii="Segoe UI Symbol" w:hAnsi="Segoe UI Symbol" w:cs="Segoe UI Symbol"/>
-        </w:rPr>
-        <w:t>☐</w:t>
-      </w:r>
-      <w:r>
-        <w:t xml:space="preserve"> Buy Milk</w:t>
-      </w:r>
-    </w:p>
-    <w:p>
-      <w:r>
-        <w:rPr>
-          <w:rFonts w:ascii="Segoe UI Symbol" w:hAnsi="Segoe UI Symbol" w:cs="Segoe UI Symbol"/>
-        </w:rPr>
-        <w:t>☐</w:t>
-      </w:r>
-      <w:r>
-        <w:t xml:space="preserve"> Learn React</w:t>
-      </w:r>
-    </w:p>
-    <w:p>
-      <w:r>
-        <w:pict w14:anchorId="740347D4">
-          <v:rect id="_x0000_i1182" style="width:0;height:1.5pt" o:hralign="center" o:hrstd="t" o:hr="t" fillcolor="#a0a0a0" stroked="f"/>
-        </w:pict>
-      </w:r>
-    </w:p>
-    <w:p>
-      <w:pPr>
-        <w:rPr>
-          <w:b/>
-          <w:bCs/>
-        </w:rPr>
-      </w:pPr>
-      <w:r>
-        <w:rPr>
-          <w:b/>
-          <w:bCs/>
-        </w:rPr>
-        <w:t>8. Search Filter</w:t>
-      </w:r>
-    </w:p>
-    <w:p>
-      <w:pPr>
-        <w:rPr>
-          <w:b/>
-          <w:bCs/>
-        </w:rPr>
-      </w:pPr>
-      <w:r>
-        <w:rPr>
-          <w:b/>
-          <w:bCs/>
-        </w:rPr>
-        <w:t>Exercise — List Filtering</w:t>
-      </w:r>
-    </w:p>
-    <w:p>
-      <w:r>
-        <w:t>Given an array of fruits.</w:t>
-      </w:r>
-    </w:p>
-    <w:p>
-      <w:r>
-        <w:t>[</w:t>
-      </w:r>
-    </w:p>
-    <w:p>
-      <w:r>
-        <w:t xml:space="preserve">  "Apple",</w:t>
-      </w:r>
-    </w:p>
-    <w:p>
-      <w:r>
-        <w:t xml:space="preserve">  "Banana",</w:t>
-      </w:r>
-    </w:p>
-    <w:p>
-      <w:r>
-        <w:t xml:space="preserve">  "Mango",</w:t>
-      </w:r>
-    </w:p>
-    <w:p>
-      <w:r>
-        <w:t xml:space="preserve">  "Orange"</w:t>
-      </w:r>
-    </w:p>
-    <w:p>
-      <w:r>
-        <w:t>]</w:t>
-      </w:r>
-    </w:p>
-    <w:p>
-      <w:pPr>
-        <w:rPr>
-          <w:b/>
-          <w:bCs/>
-        </w:rPr>
-      </w:pPr>
-      <w:r>
-        <w:rPr>
-          <w:b/>
-          <w:bCs/>
-        </w:rPr>
-        <w:t>Features Required</w:t>
-      </w:r>
-    </w:p>
-    <w:p>
-      <w:pPr>
-        <w:numPr>
-          <w:ilvl w:val="0"/>
-          <w:numId w:val="9"/>
-        </w:numPr>
-      </w:pPr>
-      <w:r>
-        <w:t>Search input field.</w:t>
-      </w:r>
-    </w:p>
-    <w:p>
-      <w:pPr>
-        <w:numPr>
-          <w:ilvl w:val="0"/>
-          <w:numId w:val="9"/>
-        </w:numPr>
-      </w:pPr>
-      <w:r>
-        <w:t>Filter results dynamically.</w:t>
-      </w:r>
-    </w:p>
-    <w:p>
-      <w:pPr>
-        <w:numPr>
-          <w:ilvl w:val="0"/>
-          <w:numId w:val="9"/>
-        </w:numPr>
-      </w:pPr>
-      <w:r>
-        <w:lastRenderedPageBreak/>
-        <w:t>Matching should be case-insensitive.</w:t>
-      </w:r>
-    </w:p>
-    <w:p>
-      <w:pPr>
-        <w:rPr>
-          <w:b/>
-          <w:bCs/>
-        </w:rPr>
-      </w:pPr>
-      <w:r>
-        <w:rPr>
-          <w:b/>
-          <w:bCs/>
-        </w:rPr>
-        <w:t>Example</w:t>
-      </w:r>
-    </w:p>
-    <w:p>
-      <w:r>
-        <w:t>Search:</w:t>
-      </w:r>
-    </w:p>
-    <w:p>
-      <w:r>
-        <w:t>ma</w:t>
-      </w:r>
-    </w:p>
-    <w:p/>
-    <w:p>
-      <w:r>
-        <w:t>Results:</w:t>
-      </w:r>
-    </w:p>
-    <w:p>
-      <w:r>
-        <w:t>Mango</w:t>
-      </w:r>
-    </w:p>
-    <w:p>
-      <w:r>
-        <w:pict w14:anchorId="3CE79071">
-          <v:rect id="_x0000_i1183" style="width:0;height:1.5pt" o:hralign="center" o:hrstd="t" o:hr="t" fillcolor="#a0a0a0" stroked="f"/>
-        </w:pict>
-      </w:r>
-    </w:p>
-    <w:p>
-      <w:pPr>
-        <w:rPr>
-          <w:b/>
-          <w:bCs/>
-        </w:rPr>
-      </w:pPr>
-      <w:r>
-        <w:rPr>
-          <w:b/>
-          <w:bCs/>
-        </w:rPr>
-        <w:t>9. Pagination Component</w:t>
-      </w:r>
-    </w:p>
-    <w:p>
-      <w:pPr>
-        <w:rPr>
-          <w:b/>
-          <w:bCs/>
-        </w:rPr>
-      </w:pPr>
-      <w:r>
-        <w:rPr>
-          <w:b/>
-          <w:bCs/>
-        </w:rPr>
-        <w:t>Exercise — User Pagination</w:t>
-      </w:r>
-    </w:p>
-    <w:p>
-      <w:r>
-        <w:t>Given 100 users.</w:t>
-      </w:r>
-    </w:p>
-    <w:p>
-      <w:pPr>
-        <w:rPr>
-          <w:b/>
-          <w:bCs/>
-        </w:rPr>
-      </w:pPr>
-      <w:r>
-        <w:rPr>
-          <w:b/>
-          <w:bCs/>
-        </w:rPr>
-        <w:t>Features Required</w:t>
-      </w:r>
-    </w:p>
-    <w:p>
-      <w:pPr>
-        <w:numPr>
-          <w:ilvl w:val="0"/>
-          <w:numId w:val="10"/>
-        </w:numPr>
-      </w:pPr>
-      <w:r>
-        <w:t>Display 10 users per page.</w:t>
-      </w:r>
-    </w:p>
-    <w:p>
-      <w:pPr>
-        <w:numPr>
-          <w:ilvl w:val="0"/>
-          <w:numId w:val="10"/>
-        </w:numPr>
-      </w:pPr>
-      <w:r>
-        <w:t>Previous button.</w:t>
-      </w:r>
-    </w:p>
-    <w:p>
-      <w:pPr>
-        <w:numPr>
-          <w:ilvl w:val="0"/>
-          <w:numId w:val="10"/>
-        </w:numPr>
-      </w:pPr>
-      <w:r>
-        <w:t>Next button.</w:t>
-      </w:r>
-    </w:p>
-    <w:p>
-      <w:pPr>
-        <w:numPr>
-          <w:ilvl w:val="0"/>
-          <w:numId w:val="10"/>
-        </w:numPr>
-      </w:pPr>
-      <w:r>
-        <w:t>Current page indicator.</w:t>
-      </w:r>
-    </w:p>
-    <w:p>
-      <w:pPr>
-        <w:rPr>
-          <w:b/>
-          <w:bCs/>
-        </w:rPr>
-      </w:pPr>
-      <w:r>
-        <w:rPr>
-          <w:b/>
-          <w:bCs/>
-        </w:rPr>
-        <w:t>Example</w:t>
-      </w:r>
-    </w:p>
-    <w:p>
-      <w:r>
-        <w:t>Page 1</w:t>
-      </w:r>
-    </w:p>
-    <w:p/>
-    <w:p>
-      <w:r>
-        <w:t>User 1</w:t>
-      </w:r>
-    </w:p>
-    <w:p>
-      <w:r>
-        <w:t>User 2</w:t>
-      </w:r>
-    </w:p>
-    <w:p>
-      <w:r>
-        <w:t>...</w:t>
-      </w:r>
-    </w:p>
-    <w:p>
-      <w:r>
-        <w:t>User 10</w:t>
-      </w:r>
-    </w:p>
-    <w:p/>
-    <w:p>
-      <w:r>
-        <w:t>[Previous]</w:t>
-      </w:r>
-    </w:p>
-    <w:p>
-      <w:r>
-        <w:t>[Next]</w:t>
-      </w:r>
-    </w:p>
-    <w:p>
-      <w:r>
-        <w:pict w14:anchorId="1A9D25C8">
-          <v:rect id="_x0000_i1184" style="width:0;height:1.5pt" o:hralign="center" o:hrstd="t" o:hr="t" fillcolor="#a0a0a0" stroked="f"/>
-        </w:pict>
-      </w:r>
-    </w:p>
-    <w:p>
-      <w:pPr>
-        <w:rPr>
-          <w:b/>
-          <w:bCs/>
-        </w:rPr>
-      </w:pPr>
-      <w:r>
-        <w:rPr>
-          <w:b/>
-          <w:bCs/>
-        </w:rPr>
-        <w:t>10. Debounced Search</w:t>
-      </w:r>
-    </w:p>
-    <w:p>
-      <w:pPr>
-        <w:rPr>
-          <w:b/>
-          <w:bCs/>
-        </w:rPr>
-      </w:pPr>
-      <w:r>
-        <w:rPr>
-          <w:b/>
-          <w:bCs/>
-        </w:rPr>
-        <w:t>Exercise — Search Optimization</w:t>
-      </w:r>
-    </w:p>
-    <w:p>
-      <w:r>
-        <w:t>Build a search component.</w:t>
-      </w:r>
-    </w:p>
-    <w:p>
-      <w:pPr>
-        <w:rPr>
-          <w:b/>
-          <w:bCs/>
-        </w:rPr>
-      </w:pPr>
-      <w:r>
-        <w:rPr>
-          <w:b/>
-          <w:bCs/>
-        </w:rPr>
-        <w:t>Features Required</w:t>
-      </w:r>
-    </w:p>
-    <w:p>
-      <w:pPr>
-        <w:numPr>
-          <w:ilvl w:val="0"/>
-          <w:numId w:val="11"/>
-        </w:numPr>
-      </w:pPr>
-      <w:r>
-        <w:lastRenderedPageBreak/>
-        <w:t>Search input field.</w:t>
-      </w:r>
-    </w:p>
-    <w:p>
-      <w:pPr>
-        <w:numPr>
-          <w:ilvl w:val="0"/>
-          <w:numId w:val="11"/>
-        </w:numPr>
-      </w:pPr>
-      <w:r>
-        <w:t>API call should not happen on every keystroke.</w:t>
-      </w:r>
-    </w:p>
-    <w:p>
-      <w:pPr>
-        <w:numPr>
-          <w:ilvl w:val="0"/>
-          <w:numId w:val="11"/>
-        </w:numPr>
-      </w:pPr>
-      <w:r>
-        <w:t>Wait 500ms after user stops typing.</w:t>
-      </w:r>
-    </w:p>
-    <w:p>
-      <w:pPr>
-        <w:numPr>
-          <w:ilvl w:val="0"/>
-          <w:numId w:val="11"/>
-        </w:numPr>
-      </w:pPr>
-      <w:r>
-        <w:t>Then perform search.</w:t>
-      </w:r>
-    </w:p>
-    <w:p>
-      <w:pPr>
-        <w:rPr>
-          <w:b/>
-          <w:bCs/>
-        </w:rPr>
-      </w:pPr>
-      <w:r>
-        <w:rPr>
-          <w:b/>
-          <w:bCs/>
-        </w:rPr>
-        <w:t>Example</w:t>
-      </w:r>
-    </w:p>
-    <w:p>
-      <w:r>
-        <w:t>Typing:</w:t>
-      </w:r>
-    </w:p>
-    <w:p>
-      <w:r>
-        <w:t>r</w:t>
-      </w:r>
-    </w:p>
-    <w:p>
-      <w:r>
-        <w:t>re</w:t>
-      </w:r>
-    </w:p>
-    <w:p>
-      <w:r>
-        <w:t>rea</w:t>
-      </w:r>
-    </w:p>
-    <w:p>
-      <w:r>
-        <w:t>react</w:t>
-      </w:r>
-    </w:p>
-    <w:p>
-      <w:r>
-        <w:t>Only one API request should fire.</w:t>
-      </w:r>
-    </w:p>
-    <w:p>
-      <w:r>
-        <w:pict w14:anchorId="19BF1E42">
-          <v:rect id="_x0000_i1185" style="width:0;height:1.5pt" o:hralign="center" o:hrstd="t" o:hr="t" fillcolor="#a0a0a0" stroked="f"/>
-        </w:pict>
-      </w:r>
-    </w:p>
-    <w:p>
-      <w:pPr>
-        <w:rPr>
-          <w:b/>
-          <w:bCs/>
-        </w:rPr>
-      </w:pPr>
-      <w:r>
-        <w:rPr>
-          <w:b/>
-          <w:bCs/>
-        </w:rPr>
-        <w:t>11. Accordion</w:t>
-      </w:r>
-    </w:p>
-    <w:p>
-      <w:pPr>
-        <w:rPr>
-          <w:b/>
-          <w:bCs/>
-        </w:rPr>
-      </w:pPr>
-      <w:r>
-        <w:rPr>
-          <w:b/>
-          <w:bCs/>
-        </w:rPr>
-        <w:t>Exercise — FAQ Accordion</w:t>
-      </w:r>
-    </w:p>
-    <w:p>
-      <w:r>
-        <w:t>Build an accordion component.</w:t>
-      </w:r>
-    </w:p>
-    <w:p>
-      <w:pPr>
-        <w:rPr>
-          <w:b/>
-          <w:bCs/>
-        </w:rPr>
-      </w:pPr>
-      <w:r>
-        <w:rPr>
-          <w:b/>
-          <w:bCs/>
-        </w:rPr>
-        <w:t>Features Required</w:t>
-      </w:r>
-    </w:p>
-    <w:p>
-      <w:pPr>
-        <w:numPr>
-          <w:ilvl w:val="0"/>
-          <w:numId w:val="12"/>
-        </w:numPr>
-      </w:pPr>
-      <w:r>
-        <w:t>List of questions.</w:t>
-      </w:r>
-    </w:p>
-    <w:p>
-      <w:pPr>
-        <w:numPr>
-          <w:ilvl w:val="0"/>
-          <w:numId w:val="12"/>
-        </w:numPr>
-      </w:pPr>
-      <w:r>
-        <w:t>Clicking question expands answer.</w:t>
-      </w:r>
-    </w:p>
-    <w:p>
-      <w:pPr>
-        <w:numPr>
-          <w:ilvl w:val="0"/>
-          <w:numId w:val="12"/>
-        </w:numPr>
-      </w:pPr>
-      <w:r>
-        <w:t>Clicking again collapses answer.</w:t>
-      </w:r>
-    </w:p>
-    <w:p>
-      <w:pPr>
-        <w:rPr>
-          <w:b/>
-          <w:bCs/>
-        </w:rPr>
-      </w:pPr>
-      <w:r>
-        <w:rPr>
-          <w:b/>
-          <w:bCs/>
-        </w:rPr>
-        <w:t>Example</w:t>
-      </w:r>
-    </w:p>
-    <w:p>
-      <w:r>
-        <w:t>+ What is React?</w:t>
-      </w:r>
-    </w:p>
-    <w:p/>
-    <w:p>
-      <w:r>
-        <w:t>Click →</w:t>
-      </w:r>
-    </w:p>
-    <w:p/>
-    <w:p>
-      <w:r>
-        <w:t>- What is React?</w:t>
-      </w:r>
-    </w:p>
-    <w:p>
-      <w:r>
-        <w:t>React is a JavaScript library...</w:t>
-      </w:r>
-    </w:p>
-    <w:p>
-      <w:r>
-        <w:pict w14:anchorId="53F89115">
-          <v:rect id="_x0000_i1186" style="width:0;height:1.5pt" o:hralign="center" o:hrstd="t" o:hr="t" fillcolor="#a0a0a0" stroked="f"/>
-        </w:pict>
-      </w:r>
-    </w:p>
-    <w:p>
-      <w:pPr>
-        <w:rPr>
-          <w:b/>
-          <w:bCs/>
-        </w:rPr>
-      </w:pPr>
-      <w:r>
-        <w:rPr>
-          <w:b/>
-          <w:bCs/>
-        </w:rPr>
-        <w:t>12. Tabs Component</w:t>
-      </w:r>
-    </w:p>
-    <w:p>
-      <w:pPr>
-        <w:rPr>
-          <w:b/>
-          <w:bCs/>
-        </w:rPr>
-      </w:pPr>
-      <w:r>
-        <w:rPr>
-          <w:b/>
-          <w:bCs/>
-        </w:rPr>
-        <w:t>Exercise — Dynamic Tabs</w:t>
-      </w:r>
-    </w:p>
-    <w:p>
-      <w:r>
-        <w:t>Build a tabs component.</w:t>
-      </w:r>
-    </w:p>
-    <w:p>
-      <w:pPr>
-        <w:rPr>
-          <w:b/>
-          <w:bCs/>
-        </w:rPr>
-      </w:pPr>
-      <w:r>
-        <w:rPr>
-          <w:b/>
-          <w:bCs/>
-        </w:rPr>
-        <w:t>Features Required</w:t>
-      </w:r>
-    </w:p>
-    <w:p>
-      <w:pPr>
-        <w:numPr>
-          <w:ilvl w:val="0"/>
           <w:numId w:val="13"/>
         </w:numPr>
       </w:pPr>
       <w:r>
-        <w:lastRenderedPageBreak/>
         <w:t>Three tabs:</w:t>
       </w:r>
     </w:p>
@@ -1793,8 +1832,27 @@
     <w:p>
       <w:r>
         <w:pict w14:anchorId="01E2BAEF">
-          <v:rect id="_x0000_i1187" style="width:0;height:1.5pt" o:hralign="center" o:hrstd="t" o:hr="t" fillcolor="#a0a0a0" stroked="f"/>
+          <v:rect id="_x0000_i1037" style="width:0;height:1.5pt" o:hralign="center" o:hrstd="t" o:hr="t" fillcolor="#a0a0a0" stroked="f"/>
         </w:pict>
+      </w:r>
+    </w:p>
+    <w:p>
+      <w:pPr>
+        <w:rPr>
+          <w:b/>
+          <w:bCs/>
+          <w:sz w:val="40"/>
+          <w:szCs w:val="40"/>
+        </w:rPr>
+      </w:pPr>
+      <w:r>
+        <w:rPr>
+          <w:b/>
+          <w:bCs/>
+          <w:sz w:val="40"/>
+          <w:szCs w:val="40"/>
+        </w:rPr>
+        <w:t>Level 3 (Frequently Asked)</w:t>
       </w:r>
     </w:p>
     <w:p>
@@ -1910,7 +1968,7 @@
     <w:p>
       <w:r>
         <w:pict w14:anchorId="722A104E">
-          <v:rect id="_x0000_i1188" style="width:0;height:1.5pt" o:hralign="center" o:hrstd="t" o:hr="t" fillcolor="#a0a0a0" stroked="f"/>
+          <v:rect id="_x0000_i1038" style="width:0;height:1.5pt" o:hralign="center" o:hrstd="t" o:hr="t" fillcolor="#a0a0a0" stroked="f"/>
         </w:pict>
       </w:r>
     </w:p>
@@ -1994,6 +2052,7 @@
         </w:numPr>
       </w:pPr>
       <w:r>
+        <w:lastRenderedPageBreak/>
         <w:t>Display users on success.</w:t>
       </w:r>
     </w:p>
@@ -2030,7 +2089,7 @@
     <w:p>
       <w:r>
         <w:pict w14:anchorId="52C063FE">
-          <v:rect id="_x0000_i1189" style="width:0;height:1.5pt" o:hralign="center" o:hrstd="t" o:hr="t" fillcolor="#a0a0a0" stroked="f"/>
+          <v:rect id="_x0000_i1039" style="width:0;height:1.5pt" o:hralign="center" o:hrstd="t" o:hr="t" fillcolor="#a0a0a0" stroked="f"/>
         </w:pict>
       </w:r>
     </w:p>
@@ -2046,7 +2105,6 @@
           <w:b/>
           <w:bCs/>
         </w:rPr>
-        <w:lastRenderedPageBreak/>
         <w:t>15. Infinite Scroll</w:t>
       </w:r>
     </w:p>
@@ -2132,7 +2190,7 @@
     <w:p>
       <w:r>
         <w:pict w14:anchorId="39C8E828">
-          <v:rect id="_x0000_i1190" style="width:0;height:1.5pt" o:hralign="center" o:hrstd="t" o:hr="t" fillcolor="#a0a0a0" stroked="f"/>
+          <v:rect id="_x0000_i1040" style="width:0;height:1.5pt" o:hralign="center" o:hrstd="t" o:hr="t" fillcolor="#a0a0a0" stroked="f"/>
         </w:pict>
       </w:r>
     </w:p>
@@ -2232,7 +2290,7 @@
     <w:p>
       <w:r>
         <w:pict w14:anchorId="6B7F1B0C">
-          <v:rect id="_x0000_i1191" style="width:0;height:1.5pt" o:hralign="center" o:hrstd="t" o:hr="t" fillcolor="#a0a0a0" stroked="f"/>
+          <v:rect id="_x0000_i1041" style="width:0;height:1.5pt" o:hralign="center" o:hrstd="t" o:hr="t" fillcolor="#a0a0a0" stroked="f"/>
         </w:pict>
       </w:r>
     </w:p>
@@ -2316,6 +2374,7 @@
         </w:numPr>
       </w:pPr>
       <w:r>
+        <w:lastRenderedPageBreak/>
         <w:t>Resume.</w:t>
       </w:r>
     </w:p>
@@ -2364,7 +2423,7 @@
     <w:p>
       <w:r>
         <w:pict w14:anchorId="063D975F">
-          <v:rect id="_x0000_i1192" style="width:0;height:1.5pt" o:hralign="center" o:hrstd="t" o:hr="t" fillcolor="#a0a0a0" stroked="f"/>
+          <v:rect id="_x0000_i1042" style="width:0;height:1.5pt" o:hralign="center" o:hrstd="t" o:hr="t" fillcolor="#a0a0a0" stroked="f"/>
         </w:pict>
       </w:r>
     </w:p>
@@ -2380,113 +2439,330 @@
           <w:b/>
           <w:bCs/>
         </w:rPr>
+        <w:t>18. OTP Input</w:t>
+      </w:r>
+    </w:p>
+    <w:p>
+      <w:pPr>
+        <w:rPr>
+          <w:b/>
+          <w:bCs/>
+        </w:rPr>
+      </w:pPr>
+      <w:r>
+        <w:rPr>
+          <w:b/>
+          <w:bCs/>
+        </w:rPr>
+        <w:t>Exercise — OTP Verification</w:t>
+      </w:r>
+    </w:p>
+    <w:p>
+      <w:r>
+        <w:t>Build a 4-digit OTP component.</w:t>
+      </w:r>
+    </w:p>
+    <w:p>
+      <w:pPr>
+        <w:rPr>
+          <w:b/>
+          <w:bCs/>
+        </w:rPr>
+      </w:pPr>
+      <w:r>
+        <w:rPr>
+          <w:b/>
+          <w:bCs/>
+        </w:rPr>
+        <w:t>Features Required</w:t>
+      </w:r>
+    </w:p>
+    <w:p>
+      <w:pPr>
+        <w:numPr>
+          <w:ilvl w:val="0"/>
+          <w:numId w:val="19"/>
+        </w:numPr>
+      </w:pPr>
+      <w:r>
+        <w:t>Four input boxes.</w:t>
+      </w:r>
+    </w:p>
+    <w:p>
+      <w:pPr>
+        <w:numPr>
+          <w:ilvl w:val="0"/>
+          <w:numId w:val="19"/>
+        </w:numPr>
+      </w:pPr>
+      <w:r>
+        <w:t>Auto move focus to next box.</w:t>
+      </w:r>
+    </w:p>
+    <w:p>
+      <w:pPr>
+        <w:numPr>
+          <w:ilvl w:val="0"/>
+          <w:numId w:val="19"/>
+        </w:numPr>
+      </w:pPr>
+      <w:r>
+        <w:t>Backspace moves focus backward.</w:t>
+      </w:r>
+    </w:p>
+    <w:p>
+      <w:pPr>
+        <w:numPr>
+          <w:ilvl w:val="0"/>
+          <w:numId w:val="19"/>
+        </w:numPr>
+      </w:pPr>
+      <w:r>
+        <w:t>Display final OTP.</w:t>
+      </w:r>
+    </w:p>
+    <w:p>
+      <w:pPr>
+        <w:rPr>
+          <w:b/>
+          <w:bCs/>
+        </w:rPr>
+      </w:pPr>
+      <w:r>
+        <w:rPr>
+          <w:b/>
+          <w:bCs/>
+        </w:rPr>
+        <w:t>Example</w:t>
+      </w:r>
+    </w:p>
+    <w:p>
+      <w:r>
+        <w:t>[1][2][3][4]</w:t>
+      </w:r>
+    </w:p>
+    <w:p>
+      <w:r>
+        <w:pict w14:anchorId="03E4BC4E">
+          <v:rect id="_x0000_i1043" style="width:0;height:1.5pt" o:hralign="center" o:hrstd="t" o:hr="t" fillcolor="#a0a0a0" stroked="f"/>
+        </w:pict>
+      </w:r>
+    </w:p>
+    <w:p>
+      <w:pPr>
+        <w:rPr>
+          <w:b/>
+          <w:bCs/>
+        </w:rPr>
+      </w:pPr>
+      <w:r>
+        <w:rPr>
+          <w:b/>
+          <w:bCs/>
+        </w:rPr>
+        <w:t>19. Progress Bar</w:t>
+      </w:r>
+    </w:p>
+    <w:p>
+      <w:pPr>
+        <w:rPr>
+          <w:b/>
+          <w:bCs/>
+        </w:rPr>
+      </w:pPr>
+      <w:r>
+        <w:rPr>
+          <w:b/>
+          <w:bCs/>
+        </w:rPr>
+        <w:t>Exercise — Progress Indicator</w:t>
+      </w:r>
+    </w:p>
+    <w:p>
+      <w:r>
+        <w:t>Build a progress bar.</w:t>
+      </w:r>
+    </w:p>
+    <w:p>
+      <w:pPr>
+        <w:rPr>
+          <w:b/>
+          <w:bCs/>
+        </w:rPr>
+      </w:pPr>
+      <w:r>
+        <w:rPr>
+          <w:b/>
+          <w:bCs/>
+        </w:rPr>
+        <w:t>Features Required</w:t>
+      </w:r>
+    </w:p>
+    <w:p>
+      <w:pPr>
+        <w:numPr>
+          <w:ilvl w:val="0"/>
+          <w:numId w:val="20"/>
+        </w:numPr>
+      </w:pPr>
+      <w:r>
+        <w:t>Start button.</w:t>
+      </w:r>
+    </w:p>
+    <w:p>
+      <w:pPr>
+        <w:numPr>
+          <w:ilvl w:val="0"/>
+          <w:numId w:val="20"/>
+        </w:numPr>
+      </w:pPr>
+      <w:r>
+        <w:t>Progress increases gradually.</w:t>
+      </w:r>
+    </w:p>
+    <w:p>
+      <w:pPr>
+        <w:numPr>
+          <w:ilvl w:val="0"/>
+          <w:numId w:val="20"/>
+        </w:numPr>
+      </w:pPr>
+      <w:r>
+        <w:t>Stop at 100%.</w:t>
+      </w:r>
+    </w:p>
+    <w:p>
+      <w:pPr>
+        <w:rPr>
+          <w:b/>
+          <w:bCs/>
+        </w:rPr>
+      </w:pPr>
+      <w:r>
+        <w:rPr>
+          <w:b/>
+          <w:bCs/>
+        </w:rPr>
+        <w:t>Example</w:t>
+      </w:r>
+    </w:p>
+    <w:p>
+      <w:r>
+        <w:rPr>
+          <w:rFonts w:ascii="Arial" w:hAnsi="Arial" w:cs="Arial"/>
+        </w:rPr>
+        <w:t>██████████</w:t>
+      </w:r>
+      <w:r>
+        <w:t xml:space="preserve"> 70%</w:t>
+      </w:r>
+    </w:p>
+    <w:p>
+      <w:r>
+        <w:pict w14:anchorId="7918B6ED">
+          <v:rect id="_x0000_i1044" style="width:0;height:1.5pt" o:hralign="center" o:hrstd="t" o:hr="t" fillcolor="#a0a0a0" stroked="f"/>
+        </w:pict>
+      </w:r>
+    </w:p>
+    <w:p>
+      <w:pPr>
+        <w:rPr>
+          <w:b/>
+          <w:bCs/>
+        </w:rPr>
+      </w:pPr>
+      <w:r>
+        <w:rPr>
+          <w:b/>
+          <w:bCs/>
+        </w:rPr>
+        <w:t>20. Modal Component</w:t>
+      </w:r>
+    </w:p>
+    <w:p>
+      <w:pPr>
+        <w:rPr>
+          <w:b/>
+          <w:bCs/>
+        </w:rPr>
+      </w:pPr>
+      <w:r>
+        <w:rPr>
+          <w:b/>
+          <w:bCs/>
+        </w:rPr>
+        <w:t>Exercise — Reusable Modal</w:t>
+      </w:r>
+    </w:p>
+    <w:p>
+      <w:r>
+        <w:t>Build a modal component.</w:t>
+      </w:r>
+    </w:p>
+    <w:p>
+      <w:pPr>
+        <w:rPr>
+          <w:b/>
+          <w:bCs/>
+        </w:rPr>
+      </w:pPr>
+      <w:r>
+        <w:rPr>
+          <w:b/>
+          <w:bCs/>
+        </w:rPr>
+        <w:t>Features Required</w:t>
+      </w:r>
+    </w:p>
+    <w:p>
+      <w:pPr>
+        <w:numPr>
+          <w:ilvl w:val="0"/>
+          <w:numId w:val="21"/>
+        </w:numPr>
+      </w:pPr>
+      <w:r>
         <w:lastRenderedPageBreak/>
-        <w:t>18. OTP Input</w:t>
-      </w:r>
-    </w:p>
-    <w:p>
-      <w:pPr>
-        <w:rPr>
-          <w:b/>
-          <w:bCs/>
-        </w:rPr>
-      </w:pPr>
-      <w:r>
-        <w:rPr>
-          <w:b/>
-          <w:bCs/>
-        </w:rPr>
-        <w:t>Exercise — OTP Verification</w:t>
-      </w:r>
-    </w:p>
-    <w:p>
-      <w:r>
-        <w:t>Build a 4-digit OTP component.</w:t>
-      </w:r>
-    </w:p>
-    <w:p>
-      <w:pPr>
-        <w:rPr>
-          <w:b/>
-          <w:bCs/>
-        </w:rPr>
-      </w:pPr>
-      <w:r>
-        <w:rPr>
-          <w:b/>
-          <w:bCs/>
-        </w:rPr>
-        <w:t>Features Required</w:t>
-      </w:r>
-    </w:p>
-    <w:p>
-      <w:pPr>
-        <w:numPr>
-          <w:ilvl w:val="0"/>
-          <w:numId w:val="19"/>
-        </w:numPr>
-      </w:pPr>
-      <w:r>
-        <w:t>Four input boxes.</w:t>
-      </w:r>
-    </w:p>
-    <w:p>
-      <w:pPr>
-        <w:numPr>
-          <w:ilvl w:val="0"/>
-          <w:numId w:val="19"/>
-        </w:numPr>
-      </w:pPr>
-      <w:r>
-        <w:t>Auto move focus to next box.</w:t>
-      </w:r>
-    </w:p>
-    <w:p>
-      <w:pPr>
-        <w:numPr>
-          <w:ilvl w:val="0"/>
-          <w:numId w:val="19"/>
-        </w:numPr>
-      </w:pPr>
-      <w:r>
-        <w:t>Backspace moves focus backward.</w:t>
-      </w:r>
-    </w:p>
-    <w:p>
-      <w:pPr>
-        <w:numPr>
-          <w:ilvl w:val="0"/>
-          <w:numId w:val="19"/>
-        </w:numPr>
-      </w:pPr>
-      <w:r>
-        <w:t>Display final OTP.</w:t>
-      </w:r>
-    </w:p>
-    <w:p>
-      <w:pPr>
-        <w:rPr>
-          <w:b/>
-          <w:bCs/>
-        </w:rPr>
-      </w:pPr>
-      <w:r>
-        <w:rPr>
-          <w:b/>
-          <w:bCs/>
-        </w:rPr>
-        <w:t>Example</w:t>
-      </w:r>
-    </w:p>
-    <w:p>
-      <w:r>
-        <w:t>[1][2][3][4]</w:t>
-      </w:r>
-    </w:p>
-    <w:p>
-      <w:r>
-        <w:pict w14:anchorId="03E4BC4E">
-          <v:rect id="_x0000_i1193" style="width:0;height:1.5pt" o:hralign="center" o:hrstd="t" o:hr="t" fillcolor="#a0a0a0" stroked="f"/>
+        <w:t>Open Modal button.</w:t>
+      </w:r>
+    </w:p>
+    <w:p>
+      <w:pPr>
+        <w:numPr>
+          <w:ilvl w:val="0"/>
+          <w:numId w:val="21"/>
+        </w:numPr>
+      </w:pPr>
+      <w:r>
+        <w:t>Close button.</w:t>
+      </w:r>
+    </w:p>
+    <w:p>
+      <w:pPr>
+        <w:numPr>
+          <w:ilvl w:val="0"/>
+          <w:numId w:val="21"/>
+        </w:numPr>
+      </w:pPr>
+      <w:r>
+        <w:t>Clicking outside closes modal.</w:t>
+      </w:r>
+    </w:p>
+    <w:p>
+      <w:pPr>
+        <w:numPr>
+          <w:ilvl w:val="0"/>
+          <w:numId w:val="21"/>
+        </w:numPr>
+      </w:pPr>
+      <w:r>
+        <w:t>Component should be reusable.</w:t>
+      </w:r>
+    </w:p>
+    <w:p>
+      <w:r>
+        <w:pict w14:anchorId="442EA3F3">
+          <v:rect id="_x0000_i1045" style="width:0;height:1.5pt" o:hralign="center" o:hrstd="t" o:hr="t" fillcolor="#a0a0a0" stroked="f"/>
         </w:pict>
       </w:r>
     </w:p>
@@ -2502,107 +2778,117 @@
           <w:b/>
           <w:bCs/>
         </w:rPr>
-        <w:t>19. Progress Bar</w:t>
-      </w:r>
-    </w:p>
-    <w:p>
-      <w:pPr>
-        <w:rPr>
-          <w:b/>
-          <w:bCs/>
-        </w:rPr>
-      </w:pPr>
-      <w:r>
-        <w:rPr>
-          <w:b/>
-          <w:bCs/>
-        </w:rPr>
-        <w:t>Exercise — Progress Indicator</w:t>
-      </w:r>
-    </w:p>
-    <w:p>
-      <w:r>
-        <w:t>Build a progress bar.</w:t>
-      </w:r>
-    </w:p>
-    <w:p>
-      <w:pPr>
-        <w:rPr>
-          <w:b/>
-          <w:bCs/>
-        </w:rPr>
-      </w:pPr>
-      <w:r>
-        <w:rPr>
-          <w:b/>
-          <w:bCs/>
-        </w:rPr>
-        <w:t>Features Required</w:t>
-      </w:r>
-    </w:p>
-    <w:p>
-      <w:pPr>
-        <w:numPr>
-          <w:ilvl w:val="0"/>
-          <w:numId w:val="20"/>
-        </w:numPr>
-      </w:pPr>
-      <w:r>
-        <w:t>Start button.</w:t>
-      </w:r>
-    </w:p>
-    <w:p>
-      <w:pPr>
-        <w:numPr>
-          <w:ilvl w:val="0"/>
-          <w:numId w:val="20"/>
-        </w:numPr>
-      </w:pPr>
-      <w:r>
-        <w:t>Progress increases gradually.</w:t>
-      </w:r>
-    </w:p>
-    <w:p>
-      <w:pPr>
-        <w:numPr>
-          <w:ilvl w:val="0"/>
-          <w:numId w:val="20"/>
-        </w:numPr>
-      </w:pPr>
-      <w:r>
-        <w:t>Stop at 100%.</w:t>
-      </w:r>
-    </w:p>
-    <w:p>
-      <w:pPr>
-        <w:rPr>
-          <w:b/>
-          <w:bCs/>
-        </w:rPr>
-      </w:pPr>
-      <w:r>
-        <w:rPr>
-          <w:b/>
-          <w:bCs/>
-        </w:rPr>
-        <w:t>Example</w:t>
-      </w:r>
-    </w:p>
-    <w:p>
-      <w:r>
-        <w:rPr>
-          <w:rFonts w:ascii="Arial" w:hAnsi="Arial" w:cs="Arial"/>
-        </w:rPr>
-        <w:t>██████████</w:t>
-      </w:r>
-      <w:r>
-        <w:t xml:space="preserve"> 70%</w:t>
-      </w:r>
-    </w:p>
-    <w:p>
-      <w:r>
-        <w:pict w14:anchorId="7918B6ED">
-          <v:rect id="_x0000_i1194" style="width:0;height:1.5pt" o:hralign="center" o:hrstd="t" o:hr="t" fillcolor="#a0a0a0" stroked="f"/>
+        <w:t>MERN Full Stack Tasks</w:t>
+      </w:r>
+    </w:p>
+    <w:p>
+      <w:r>
+        <w:t>After you finish the React tasks above, move to these.</w:t>
+      </w:r>
+    </w:p>
+    <w:p>
+      <w:pPr>
+        <w:rPr>
+          <w:b/>
+          <w:bCs/>
+        </w:rPr>
+      </w:pPr>
+      <w:r>
+        <w:rPr>
+          <w:b/>
+          <w:bCs/>
+        </w:rPr>
+        <w:t>Notes App</w:t>
+      </w:r>
+    </w:p>
+    <w:p>
+      <w:r>
+        <w:rPr>
+          <w:b/>
+          <w:bCs/>
+        </w:rPr>
+        <w:t>Frontend</w:t>
+      </w:r>
+    </w:p>
+    <w:p>
+      <w:pPr>
+        <w:numPr>
+          <w:ilvl w:val="0"/>
+          <w:numId w:val="22"/>
+        </w:numPr>
+      </w:pPr>
+      <w:r>
+        <w:t>Add Note</w:t>
+      </w:r>
+    </w:p>
+    <w:p>
+      <w:pPr>
+        <w:numPr>
+          <w:ilvl w:val="0"/>
+          <w:numId w:val="22"/>
+        </w:numPr>
+      </w:pPr>
+      <w:r>
+        <w:t>Delete Note</w:t>
+      </w:r>
+    </w:p>
+    <w:p>
+      <w:pPr>
+        <w:numPr>
+          <w:ilvl w:val="0"/>
+          <w:numId w:val="22"/>
+        </w:numPr>
+      </w:pPr>
+      <w:r>
+        <w:t>View Notes</w:t>
+      </w:r>
+    </w:p>
+    <w:p>
+      <w:r>
+        <w:rPr>
+          <w:b/>
+          <w:bCs/>
+        </w:rPr>
+        <w:t>Backend</w:t>
+      </w:r>
+    </w:p>
+    <w:p>
+      <w:pPr>
+        <w:numPr>
+          <w:ilvl w:val="0"/>
+          <w:numId w:val="23"/>
+        </w:numPr>
+      </w:pPr>
+      <w:r>
+        <w:t>GET /notes</w:t>
+      </w:r>
+    </w:p>
+    <w:p>
+      <w:pPr>
+        <w:numPr>
+          <w:ilvl w:val="0"/>
+          <w:numId w:val="23"/>
+        </w:numPr>
+      </w:pPr>
+      <w:r>
+        <w:t>POST /notes</w:t>
+      </w:r>
+    </w:p>
+    <w:p>
+      <w:pPr>
+        <w:numPr>
+          <w:ilvl w:val="0"/>
+          <w:numId w:val="23"/>
+        </w:numPr>
+      </w:pPr>
+      <w:r>
+        <w:t>DELETE /notes/:id</w:t>
+      </w:r>
+    </w:p>
+    <w:p>
+      <w:r>
+        <w:pict w14:anchorId="4C5472E0">
+          <v:rect id="_x0000_i1046" style="width:0;height:1.5pt" o:hralign="center" o:hrstd="t" o:hr="t" fillcolor="#a0a0a0" stroked="f"/>
         </w:pict>
       </w:r>
     </w:p>
@@ -2618,92 +2904,86 @@
           <w:b/>
           <w:bCs/>
         </w:rPr>
-        <w:t>20. Modal Component</w:t>
-      </w:r>
-    </w:p>
-    <w:p>
-      <w:pPr>
-        <w:rPr>
-          <w:b/>
-          <w:bCs/>
-        </w:rPr>
-      </w:pPr>
-      <w:r>
-        <w:rPr>
-          <w:b/>
-          <w:bCs/>
-        </w:rPr>
-        <w:t>Exercise — Reusable Modal</w:t>
-      </w:r>
-    </w:p>
-    <w:p>
-      <w:r>
-        <w:t>Build a modal component.</w:t>
-      </w:r>
-    </w:p>
-    <w:p>
-      <w:pPr>
-        <w:rPr>
-          <w:b/>
-          <w:bCs/>
-        </w:rPr>
-      </w:pPr>
-      <w:r>
-        <w:rPr>
-          <w:b/>
-          <w:bCs/>
-        </w:rPr>
-        <w:t>Features Required</w:t>
-      </w:r>
-    </w:p>
-    <w:p>
-      <w:pPr>
-        <w:numPr>
-          <w:ilvl w:val="0"/>
-          <w:numId w:val="21"/>
-        </w:numPr>
-      </w:pPr>
-      <w:r>
-        <w:t>Open Modal button.</w:t>
-      </w:r>
-    </w:p>
-    <w:p>
-      <w:pPr>
-        <w:numPr>
-          <w:ilvl w:val="0"/>
-          <w:numId w:val="21"/>
-        </w:numPr>
-      </w:pPr>
-      <w:r>
-        <w:t>Close button.</w:t>
-      </w:r>
-    </w:p>
-    <w:p>
-      <w:pPr>
-        <w:numPr>
-          <w:ilvl w:val="0"/>
-          <w:numId w:val="21"/>
-        </w:numPr>
-      </w:pPr>
-      <w:r>
-        <w:t>Clicking outside closes modal.</w:t>
-      </w:r>
-    </w:p>
-    <w:p>
-      <w:pPr>
-        <w:numPr>
-          <w:ilvl w:val="0"/>
-          <w:numId w:val="21"/>
-        </w:numPr>
-      </w:pPr>
-      <w:r>
-        <w:t>Component should be reusable.</w:t>
-      </w:r>
-    </w:p>
-    <w:p>
-      <w:r>
-        <w:pict w14:anchorId="442EA3F3">
-          <v:rect id="_x0000_i1195" style="width:0;height:1.5pt" o:hralign="center" o:hrstd="t" o:hr="t" fillcolor="#a0a0a0" stroked="f"/>
+        <w:t>JWT Authentication</w:t>
+      </w:r>
+    </w:p>
+    <w:p>
+      <w:r>
+        <w:rPr>
+          <w:b/>
+          <w:bCs/>
+        </w:rPr>
+        <w:t>Frontend</w:t>
+      </w:r>
+    </w:p>
+    <w:p>
+      <w:pPr>
+        <w:numPr>
+          <w:ilvl w:val="0"/>
+          <w:numId w:val="24"/>
+        </w:numPr>
+      </w:pPr>
+      <w:r>
+        <w:t>Login Form</w:t>
+      </w:r>
+    </w:p>
+    <w:p>
+      <w:pPr>
+        <w:numPr>
+          <w:ilvl w:val="0"/>
+          <w:numId w:val="24"/>
+        </w:numPr>
+      </w:pPr>
+      <w:r>
+        <w:t>Signup Form</w:t>
+      </w:r>
+    </w:p>
+    <w:p>
+      <w:r>
+        <w:rPr>
+          <w:b/>
+          <w:bCs/>
+        </w:rPr>
+        <w:t>Backend</w:t>
+      </w:r>
+    </w:p>
+    <w:p>
+      <w:pPr>
+        <w:numPr>
+          <w:ilvl w:val="0"/>
+          <w:numId w:val="25"/>
+        </w:numPr>
+      </w:pPr>
+      <w:r>
+        <w:t>Register User</w:t>
+      </w:r>
+    </w:p>
+    <w:p>
+      <w:pPr>
+        <w:numPr>
+          <w:ilvl w:val="0"/>
+          <w:numId w:val="25"/>
+        </w:numPr>
+      </w:pPr>
+      <w:r>
+        <w:t>Login User</w:t>
+      </w:r>
+    </w:p>
+    <w:p>
+      <w:pPr>
+        <w:numPr>
+          <w:ilvl w:val="0"/>
+          <w:numId w:val="25"/>
+        </w:numPr>
+      </w:pPr>
+      <w:r>
+        <w:t>Protected Route</w:t>
+      </w:r>
+    </w:p>
+    <w:p>
+      <w:r>
+        <w:pict w14:anchorId="5EC7CDCB">
+          <v:rect id="_x0000_i1047" style="width:0;height:1.5pt" o:hralign="center" o:hrstd="t" o:hr="t" fillcolor="#a0a0a0" stroked="f"/>
         </w:pict>
       </w:r>
     </w:p>
@@ -2719,28 +2999,92 @@
           <w:b/>
           <w:bCs/>
         </w:rPr>
-        <w:t>MERN Full Stack Tasks</w:t>
-      </w:r>
-    </w:p>
-    <w:p>
+        <w:t>URL Shortener</w:t>
+      </w:r>
+    </w:p>
+    <w:p>
+      <w:r>
+        <w:rPr>
+          <w:b/>
+          <w:bCs/>
+        </w:rPr>
+        <w:t>Frontend</w:t>
+      </w:r>
+    </w:p>
+    <w:p>
+      <w:pPr>
+        <w:numPr>
+          <w:ilvl w:val="0"/>
+          <w:numId w:val="26"/>
+        </w:numPr>
+      </w:pPr>
+      <w:r>
+        <w:t>Input URL</w:t>
+      </w:r>
+    </w:p>
+    <w:p>
+      <w:pPr>
+        <w:numPr>
+          <w:ilvl w:val="0"/>
+          <w:numId w:val="26"/>
+        </w:numPr>
+      </w:pPr>
+      <w:r>
+        <w:t>Generate Short URL</w:t>
+      </w:r>
+    </w:p>
+    <w:p>
+      <w:r>
+        <w:rPr>
+          <w:b/>
+          <w:bCs/>
+        </w:rPr>
+        <w:t>Backend</w:t>
+      </w:r>
+    </w:p>
+    <w:p>
+      <w:pPr>
+        <w:numPr>
+          <w:ilvl w:val="0"/>
+          <w:numId w:val="27"/>
+        </w:numPr>
+      </w:pPr>
       <w:r>
         <w:lastRenderedPageBreak/>
-        <w:t>After you finish the React tasks above, move to these.</w:t>
-      </w:r>
-    </w:p>
-    <w:p>
-      <w:pPr>
-        <w:rPr>
-          <w:b/>
-          <w:bCs/>
-        </w:rPr>
-      </w:pPr>
-      <w:r>
-        <w:rPr>
-          <w:b/>
-          <w:bCs/>
-        </w:rPr>
-        <w:t>Notes App</w:t>
+        <w:t>POST /shorten</w:t>
+      </w:r>
+    </w:p>
+    <w:p>
+      <w:pPr>
+        <w:numPr>
+          <w:ilvl w:val="0"/>
+          <w:numId w:val="27"/>
+        </w:numPr>
+      </w:pPr>
+      <w:r>
+        <w:t>Redirect Route</w:t>
+      </w:r>
+    </w:p>
+    <w:p>
+      <w:r>
+        <w:pict w14:anchorId="322EDD75">
+          <v:rect id="_x0000_i1048" style="width:0;height:1.5pt" o:hralign="center" o:hrstd="t" o:hr="t" fillcolor="#a0a0a0" stroked="f"/>
+        </w:pict>
+      </w:r>
+    </w:p>
+    <w:p>
+      <w:pPr>
+        <w:rPr>
+          <w:b/>
+          <w:bCs/>
+        </w:rPr>
+      </w:pPr>
+      <w:r>
+        <w:rPr>
+          <w:b/>
+          <w:bCs/>
+        </w:rPr>
+        <w:t>Expense Tracker</w:t>
       </w:r>
     </w:p>
     <w:p>
@@ -2756,33 +3100,33 @@
       <w:pPr>
         <w:numPr>
           <w:ilvl w:val="0"/>
-          <w:numId w:val="22"/>
-        </w:numPr>
-      </w:pPr>
-      <w:r>
-        <w:t>Add Note</w:t>
-      </w:r>
-    </w:p>
-    <w:p>
-      <w:pPr>
-        <w:numPr>
-          <w:ilvl w:val="0"/>
-          <w:numId w:val="22"/>
-        </w:numPr>
-      </w:pPr>
-      <w:r>
-        <w:t>Delete Note</w:t>
-      </w:r>
-    </w:p>
-    <w:p>
-      <w:pPr>
-        <w:numPr>
-          <w:ilvl w:val="0"/>
-          <w:numId w:val="22"/>
-        </w:numPr>
-      </w:pPr>
-      <w:r>
-        <w:t>View Notes</w:t>
+          <w:numId w:val="28"/>
+        </w:numPr>
+      </w:pPr>
+      <w:r>
+        <w:t>Add Expense</w:t>
+      </w:r>
+    </w:p>
+    <w:p>
+      <w:pPr>
+        <w:numPr>
+          <w:ilvl w:val="0"/>
+          <w:numId w:val="28"/>
+        </w:numPr>
+      </w:pPr>
+      <w:r>
+        <w:t>Delete Expense</w:t>
+      </w:r>
+    </w:p>
+    <w:p>
+      <w:pPr>
+        <w:numPr>
+          <w:ilvl w:val="0"/>
+          <w:numId w:val="28"/>
+        </w:numPr>
+      </w:pPr>
+      <w:r>
+        <w:t>Monthly Total</w:t>
       </w:r>
     </w:p>
     <w:p>
@@ -2798,39 +3142,37 @@
       <w:pPr>
         <w:numPr>
           <w:ilvl w:val="0"/>
-          <w:numId w:val="23"/>
-        </w:numPr>
-      </w:pPr>
-      <w:r>
-        <w:t>GET /notes</w:t>
-      </w:r>
-    </w:p>
-    <w:p>
-      <w:pPr>
-        <w:numPr>
-          <w:ilvl w:val="0"/>
-          <w:numId w:val="23"/>
-        </w:numPr>
-      </w:pPr>
-      <w:r>
-        <w:t>POST /notes</w:t>
-      </w:r>
-    </w:p>
-    <w:p>
-      <w:pPr>
-        <w:numPr>
-          <w:ilvl w:val="0"/>
-          <w:numId w:val="23"/>
-        </w:numPr>
-      </w:pPr>
-      <w:r>
-        <w:t>DELETE /notes/:id</w:t>
-      </w:r>
-    </w:p>
-    <w:p>
-      <w:r>
-        <w:pict w14:anchorId="4C5472E0">
-          <v:rect id="_x0000_i1196" style="width:0;height:1.5pt" o:hralign="center" o:hrstd="t" o:hr="t" fillcolor="#a0a0a0" stroked="f"/>
+          <w:numId w:val="29"/>
+        </w:numPr>
+      </w:pPr>
+      <w:r>
+        <w:t>CRUD APIs</w:t>
+      </w:r>
+    </w:p>
+    <w:p>
+      <w:r>
+        <w:rPr>
+          <w:b/>
+          <w:bCs/>
+        </w:rPr>
+        <w:t>Database</w:t>
+      </w:r>
+    </w:p>
+    <w:p>
+      <w:pPr>
+        <w:numPr>
+          <w:ilvl w:val="0"/>
+          <w:numId w:val="30"/>
+        </w:numPr>
+      </w:pPr>
+      <w:r>
+        <w:t>MongoDB</w:t>
+      </w:r>
+    </w:p>
+    <w:p>
+      <w:r>
+        <w:pict w14:anchorId="4AF29CE2">
+          <v:rect id="_x0000_i1049" style="width:0;height:1.5pt" o:hralign="center" o:hrstd="t" o:hr="t" fillcolor="#a0a0a0" stroked="f"/>
         </w:pict>
       </w:r>
     </w:p>
@@ -2846,482 +3188,210 @@
           <w:b/>
           <w:bCs/>
         </w:rPr>
-        <w:t>JWT Authentication</w:t>
-      </w:r>
-    </w:p>
-    <w:p>
-      <w:r>
-        <w:rPr>
-          <w:b/>
-          <w:bCs/>
-        </w:rPr>
-        <w:t>Frontend</w:t>
-      </w:r>
-    </w:p>
-    <w:p>
-      <w:pPr>
-        <w:numPr>
-          <w:ilvl w:val="0"/>
-          <w:numId w:val="24"/>
-        </w:numPr>
-      </w:pPr>
-      <w:r>
-        <w:t>Login Form</w:t>
-      </w:r>
-    </w:p>
-    <w:p>
-      <w:pPr>
-        <w:numPr>
-          <w:ilvl w:val="0"/>
-          <w:numId w:val="24"/>
-        </w:numPr>
-      </w:pPr>
-      <w:r>
-        <w:t>Signup Form</w:t>
-      </w:r>
-    </w:p>
-    <w:p>
-      <w:r>
-        <w:rPr>
-          <w:b/>
-          <w:bCs/>
-        </w:rPr>
-        <w:t>Backend</w:t>
-      </w:r>
-    </w:p>
-    <w:p>
-      <w:pPr>
-        <w:numPr>
-          <w:ilvl w:val="0"/>
-          <w:numId w:val="25"/>
-        </w:numPr>
-      </w:pPr>
-      <w:r>
-        <w:t>Register User</w:t>
-      </w:r>
-    </w:p>
-    <w:p>
-      <w:pPr>
-        <w:numPr>
-          <w:ilvl w:val="0"/>
-          <w:numId w:val="25"/>
-        </w:numPr>
-      </w:pPr>
-      <w:r>
-        <w:t>Login User</w:t>
-      </w:r>
-    </w:p>
-    <w:p>
-      <w:pPr>
-        <w:numPr>
-          <w:ilvl w:val="0"/>
-          <w:numId w:val="25"/>
-        </w:numPr>
-      </w:pPr>
-      <w:r>
-        <w:t>Protected Route</w:t>
-      </w:r>
-    </w:p>
-    <w:p>
-      <w:r>
-        <w:pict w14:anchorId="5EC7CDCB">
-          <v:rect id="_x0000_i1197" style="width:0;height:1.5pt" o:hralign="center" o:hrstd="t" o:hr="t" fillcolor="#a0a0a0" stroked="f"/>
-        </w:pict>
-      </w:r>
-    </w:p>
-    <w:p>
-      <w:pPr>
-        <w:rPr>
-          <w:b/>
-          <w:bCs/>
-        </w:rPr>
-      </w:pPr>
-      <w:r>
-        <w:rPr>
-          <w:b/>
-          <w:bCs/>
-        </w:rPr>
-        <w:t>URL Shortener</w:t>
-      </w:r>
-    </w:p>
-    <w:p>
-      <w:r>
-        <w:rPr>
-          <w:b/>
-          <w:bCs/>
-        </w:rPr>
-        <w:t>Frontend</w:t>
-      </w:r>
-    </w:p>
-    <w:p>
-      <w:pPr>
-        <w:numPr>
-          <w:ilvl w:val="0"/>
-          <w:numId w:val="26"/>
-        </w:numPr>
-      </w:pPr>
-      <w:r>
-        <w:t>Input URL</w:t>
-      </w:r>
-    </w:p>
-    <w:p>
-      <w:pPr>
-        <w:numPr>
-          <w:ilvl w:val="0"/>
-          <w:numId w:val="26"/>
-        </w:numPr>
-      </w:pPr>
-      <w:r>
-        <w:t>Generate Short URL</w:t>
-      </w:r>
-    </w:p>
-    <w:p>
-      <w:r>
-        <w:rPr>
-          <w:b/>
-          <w:bCs/>
-        </w:rPr>
-        <w:t>Backend</w:t>
-      </w:r>
-    </w:p>
-    <w:p>
-      <w:pPr>
-        <w:numPr>
-          <w:ilvl w:val="0"/>
-          <w:numId w:val="27"/>
-        </w:numPr>
-      </w:pPr>
-      <w:r>
-        <w:t>POST /shorten</w:t>
-      </w:r>
-    </w:p>
-    <w:p>
-      <w:pPr>
-        <w:numPr>
-          <w:ilvl w:val="0"/>
-          <w:numId w:val="27"/>
-        </w:numPr>
-      </w:pPr>
-      <w:r>
-        <w:t>Redirect Route</w:t>
-      </w:r>
-    </w:p>
-    <w:p>
-      <w:r>
-        <w:pict w14:anchorId="322EDD75">
-          <v:rect id="_x0000_i1198" style="width:0;height:1.5pt" o:hralign="center" o:hrstd="t" o:hr="t" fillcolor="#a0a0a0" stroked="f"/>
-        </w:pict>
-      </w:r>
-    </w:p>
-    <w:p>
-      <w:pPr>
-        <w:rPr>
-          <w:b/>
-          <w:bCs/>
-        </w:rPr>
-      </w:pPr>
-      <w:r>
-        <w:rPr>
-          <w:b/>
-          <w:bCs/>
-        </w:rPr>
-        <w:t>Expense Tracker</w:t>
-      </w:r>
-    </w:p>
-    <w:p>
-      <w:r>
-        <w:rPr>
-          <w:b/>
-          <w:bCs/>
-        </w:rPr>
-        <w:t>Frontend</w:t>
-      </w:r>
-    </w:p>
-    <w:p>
-      <w:pPr>
-        <w:numPr>
-          <w:ilvl w:val="0"/>
-          <w:numId w:val="28"/>
-        </w:numPr>
-      </w:pPr>
-      <w:r>
-        <w:t>Add Expense</w:t>
-      </w:r>
-    </w:p>
-    <w:p>
-      <w:pPr>
-        <w:numPr>
-          <w:ilvl w:val="0"/>
-          <w:numId w:val="28"/>
+        <w:t xml:space="preserve">Suggested Plan </w:t>
+      </w:r>
+      <w:proofErr w:type="gramStart"/>
+      <w:r>
+        <w:rPr>
+          <w:b/>
+          <w:bCs/>
+        </w:rPr>
+        <w:t>For</w:t>
+      </w:r>
+      <w:proofErr w:type="gramEnd"/>
+      <w:r>
+        <w:rPr>
+          <w:b/>
+          <w:bCs/>
+        </w:rPr>
+        <w:t xml:space="preserve"> You</w:t>
+      </w:r>
+    </w:p>
+    <w:p>
+      <w:r>
+        <w:t>Since you're already preparing for jobs and have MERN projects:</w:t>
+      </w:r>
+    </w:p>
+    <w:p>
+      <w:r>
+        <w:rPr>
+          <w:b/>
+          <w:bCs/>
+        </w:rPr>
+        <w:t>Week 1</w:t>
+      </w:r>
+    </w:p>
+    <w:p>
+      <w:pPr>
+        <w:numPr>
+          <w:ilvl w:val="0"/>
+          <w:numId w:val="31"/>
+        </w:numPr>
+      </w:pPr>
+      <w:r>
+        <w:t>Counter</w:t>
+      </w:r>
+    </w:p>
+    <w:p>
+      <w:pPr>
+        <w:numPr>
+          <w:ilvl w:val="0"/>
+          <w:numId w:val="31"/>
+        </w:numPr>
+      </w:pPr>
+      <w:r>
+        <w:t>Toggle</w:t>
+      </w:r>
+    </w:p>
+    <w:p>
+      <w:pPr>
+        <w:numPr>
+          <w:ilvl w:val="0"/>
+          <w:numId w:val="31"/>
+        </w:numPr>
+      </w:pPr>
+      <w:r>
+        <w:t>Character Counter</w:t>
+      </w:r>
+    </w:p>
+    <w:p>
+      <w:pPr>
+        <w:numPr>
+          <w:ilvl w:val="0"/>
+          <w:numId w:val="31"/>
+        </w:numPr>
+      </w:pPr>
+      <w:r>
+        <w:t>Password Toggle</w:t>
+      </w:r>
+    </w:p>
+    <w:p>
+      <w:pPr>
+        <w:numPr>
+          <w:ilvl w:val="0"/>
+          <w:numId w:val="31"/>
+        </w:numPr>
+      </w:pPr>
+      <w:r>
+        <w:t>Countdown Timer</w:t>
+      </w:r>
+    </w:p>
+    <w:p>
+      <w:pPr>
+        <w:numPr>
+          <w:ilvl w:val="0"/>
+          <w:numId w:val="31"/>
+        </w:numPr>
+      </w:pPr>
+      <w:r>
+        <w:t>Stopwatch</w:t>
+      </w:r>
+    </w:p>
+    <w:p>
+      <w:pPr>
+        <w:numPr>
+          <w:ilvl w:val="0"/>
+          <w:numId w:val="31"/>
+        </w:numPr>
+      </w:pPr>
+      <w:r>
+        <w:t>Digital Clock</w:t>
+      </w:r>
+    </w:p>
+    <w:p>
+      <w:r>
+        <w:rPr>
+          <w:b/>
+          <w:bCs/>
+        </w:rPr>
+        <w:t>Week 2</w:t>
+      </w:r>
+    </w:p>
+    <w:p>
+      <w:pPr>
+        <w:numPr>
+          <w:ilvl w:val="0"/>
+          <w:numId w:val="32"/>
+        </w:numPr>
+      </w:pPr>
+      <w:r>
+        <w:t>Todo App</w:t>
+      </w:r>
+    </w:p>
+    <w:p>
+      <w:pPr>
+        <w:numPr>
+          <w:ilvl w:val="0"/>
+          <w:numId w:val="32"/>
+        </w:numPr>
+      </w:pPr>
+      <w:r>
+        <w:t>Accordion</w:t>
+      </w:r>
+    </w:p>
+    <w:p>
+      <w:pPr>
+        <w:numPr>
+          <w:ilvl w:val="0"/>
+          <w:numId w:val="32"/>
+        </w:numPr>
+      </w:pPr>
+      <w:r>
+        <w:t>Tabs</w:t>
+      </w:r>
+    </w:p>
+    <w:p>
+      <w:pPr>
+        <w:numPr>
+          <w:ilvl w:val="0"/>
+          <w:numId w:val="32"/>
+        </w:numPr>
+      </w:pPr>
+      <w:r>
+        <w:t>Search Filter</w:t>
+      </w:r>
+    </w:p>
+    <w:p>
+      <w:pPr>
+        <w:numPr>
+          <w:ilvl w:val="0"/>
+          <w:numId w:val="32"/>
+        </w:numPr>
+      </w:pPr>
+      <w:r>
+        <w:t>Debounced Search</w:t>
+      </w:r>
+    </w:p>
+    <w:p>
+      <w:pPr>
+        <w:numPr>
+          <w:ilvl w:val="0"/>
+          <w:numId w:val="32"/>
+        </w:numPr>
+      </w:pPr>
+      <w:r>
+        <w:t>Pagination</w:t>
+      </w:r>
+    </w:p>
+    <w:p>
+      <w:r>
+        <w:rPr>
+          <w:b/>
+          <w:bCs/>
+        </w:rPr>
+        <w:t>Week 3</w:t>
+      </w:r>
+    </w:p>
+    <w:p>
+      <w:pPr>
+        <w:numPr>
+          <w:ilvl w:val="0"/>
+          <w:numId w:val="33"/>
         </w:numPr>
       </w:pPr>
       <w:r>
         <w:lastRenderedPageBreak/>
-        <w:t>Delete Expense</w:t>
-      </w:r>
-    </w:p>
-    <w:p>
-      <w:pPr>
-        <w:numPr>
-          <w:ilvl w:val="0"/>
-          <w:numId w:val="28"/>
-        </w:numPr>
-      </w:pPr>
-      <w:r>
-        <w:t>Monthly Total</w:t>
-      </w:r>
-    </w:p>
-    <w:p>
-      <w:r>
-        <w:rPr>
-          <w:b/>
-          <w:bCs/>
-        </w:rPr>
-        <w:t>Backend</w:t>
-      </w:r>
-    </w:p>
-    <w:p>
-      <w:pPr>
-        <w:numPr>
-          <w:ilvl w:val="0"/>
-          <w:numId w:val="29"/>
-        </w:numPr>
-      </w:pPr>
-      <w:r>
-        <w:t>CRUD APIs</w:t>
-      </w:r>
-    </w:p>
-    <w:p>
-      <w:r>
-        <w:rPr>
-          <w:b/>
-          <w:bCs/>
-        </w:rPr>
-        <w:t>Database</w:t>
-      </w:r>
-    </w:p>
-    <w:p>
-      <w:pPr>
-        <w:numPr>
-          <w:ilvl w:val="0"/>
-          <w:numId w:val="30"/>
-        </w:numPr>
-      </w:pPr>
-      <w:r>
-        <w:t>MongoDB</w:t>
-      </w:r>
-    </w:p>
-    <w:p>
-      <w:r>
-        <w:pict w14:anchorId="4AF29CE2">
-          <v:rect id="_x0000_i1199" style="width:0;height:1.5pt" o:hralign="center" o:hrstd="t" o:hr="t" fillcolor="#a0a0a0" stroked="f"/>
-        </w:pict>
-      </w:r>
-    </w:p>
-    <w:p>
-      <w:pPr>
-        <w:rPr>
-          <w:b/>
-          <w:bCs/>
-        </w:rPr>
-      </w:pPr>
-      <w:r>
-        <w:rPr>
-          <w:b/>
-          <w:bCs/>
-        </w:rPr>
-        <w:t xml:space="preserve">Suggested Plan </w:t>
-      </w:r>
-      <w:proofErr w:type="gramStart"/>
-      <w:r>
-        <w:rPr>
-          <w:b/>
-          <w:bCs/>
-        </w:rPr>
-        <w:t>For</w:t>
-      </w:r>
-      <w:proofErr w:type="gramEnd"/>
-      <w:r>
-        <w:rPr>
-          <w:b/>
-          <w:bCs/>
-        </w:rPr>
-        <w:t xml:space="preserve"> You</w:t>
-      </w:r>
-    </w:p>
-    <w:p>
-      <w:r>
-        <w:t>Since you're already preparing for jobs and have MERN projects:</w:t>
-      </w:r>
-    </w:p>
-    <w:p>
-      <w:r>
-        <w:rPr>
-          <w:b/>
-          <w:bCs/>
-        </w:rPr>
-        <w:t>Week 1</w:t>
-      </w:r>
-    </w:p>
-    <w:p>
-      <w:pPr>
-        <w:numPr>
-          <w:ilvl w:val="0"/>
-          <w:numId w:val="31"/>
-        </w:numPr>
-      </w:pPr>
-      <w:r>
-        <w:t>Counter</w:t>
-      </w:r>
-    </w:p>
-    <w:p>
-      <w:pPr>
-        <w:numPr>
-          <w:ilvl w:val="0"/>
-          <w:numId w:val="31"/>
-        </w:numPr>
-      </w:pPr>
-      <w:r>
-        <w:t>Toggle</w:t>
-      </w:r>
-    </w:p>
-    <w:p>
-      <w:pPr>
-        <w:numPr>
-          <w:ilvl w:val="0"/>
-          <w:numId w:val="31"/>
-        </w:numPr>
-      </w:pPr>
-      <w:r>
-        <w:t>Character Counter</w:t>
-      </w:r>
-    </w:p>
-    <w:p>
-      <w:pPr>
-        <w:numPr>
-          <w:ilvl w:val="0"/>
-          <w:numId w:val="31"/>
-        </w:numPr>
-      </w:pPr>
-      <w:r>
-        <w:t>Password Toggle</w:t>
-      </w:r>
-    </w:p>
-    <w:p>
-      <w:pPr>
-        <w:numPr>
-          <w:ilvl w:val="0"/>
-          <w:numId w:val="31"/>
-        </w:numPr>
-      </w:pPr>
-      <w:r>
-        <w:t>Countdown Timer</w:t>
-      </w:r>
-    </w:p>
-    <w:p>
-      <w:pPr>
-        <w:numPr>
-          <w:ilvl w:val="0"/>
-          <w:numId w:val="31"/>
-        </w:numPr>
-      </w:pPr>
-      <w:r>
-        <w:t>Stopwatch</w:t>
-      </w:r>
-    </w:p>
-    <w:p>
-      <w:pPr>
-        <w:numPr>
-          <w:ilvl w:val="0"/>
-          <w:numId w:val="31"/>
-        </w:numPr>
-      </w:pPr>
-      <w:r>
-        <w:t>Digital Clock</w:t>
-      </w:r>
-    </w:p>
-    <w:p>
-      <w:r>
-        <w:rPr>
-          <w:b/>
-          <w:bCs/>
-        </w:rPr>
-        <w:t>Week 2</w:t>
-      </w:r>
-    </w:p>
-    <w:p>
-      <w:pPr>
-        <w:numPr>
-          <w:ilvl w:val="0"/>
-          <w:numId w:val="32"/>
-        </w:numPr>
-      </w:pPr>
-      <w:r>
-        <w:t>Todo App</w:t>
-      </w:r>
-    </w:p>
-    <w:p>
-      <w:pPr>
-        <w:numPr>
-          <w:ilvl w:val="0"/>
-          <w:numId w:val="32"/>
-        </w:numPr>
-      </w:pPr>
-      <w:r>
-        <w:t>Accordion</w:t>
-      </w:r>
-    </w:p>
-    <w:p>
-      <w:pPr>
-        <w:numPr>
-          <w:ilvl w:val="0"/>
-          <w:numId w:val="32"/>
-        </w:numPr>
-      </w:pPr>
-      <w:r>
-        <w:t>Tabs</w:t>
-      </w:r>
-    </w:p>
-    <w:p>
-      <w:pPr>
-        <w:numPr>
-          <w:ilvl w:val="0"/>
-          <w:numId w:val="32"/>
-        </w:numPr>
-      </w:pPr>
-      <w:r>
-        <w:t>Search Filter</w:t>
-      </w:r>
-    </w:p>
-    <w:p>
-      <w:pPr>
-        <w:numPr>
-          <w:ilvl w:val="0"/>
-          <w:numId w:val="32"/>
-        </w:numPr>
-      </w:pPr>
-      <w:r>
-        <w:t>Debounced Search</w:t>
-      </w:r>
-    </w:p>
-    <w:p>
-      <w:pPr>
-        <w:numPr>
-          <w:ilvl w:val="0"/>
-          <w:numId w:val="32"/>
-        </w:numPr>
-      </w:pPr>
-      <w:r>
-        <w:t>Pagination</w:t>
-      </w:r>
-    </w:p>
-    <w:p>
-      <w:r>
-        <w:rPr>
-          <w:b/>
-          <w:bCs/>
-        </w:rPr>
-        <w:t>Week 3</w:t>
+        <w:t>Fetch Users</w:t>
       </w:r>
     </w:p>
     <w:p>
@@ -3332,7 +3402,7 @@
         </w:numPr>
       </w:pPr>
       <w:r>
-        <w:t>Fetch Users</w:t>
+        <w:t>Loading/Error States</w:t>
       </w:r>
     </w:p>
     <w:p>
@@ -3343,7 +3413,7 @@
         </w:numPr>
       </w:pPr>
       <w:r>
-        <w:t>Loading/Error States</w:t>
+        <w:t>Sort Table</w:t>
       </w:r>
     </w:p>
     <w:p>
@@ -3354,7 +3424,7 @@
         </w:numPr>
       </w:pPr>
       <w:r>
-        <w:t>Sort Table</w:t>
+        <w:t>Infinite Scroll</w:t>
       </w:r>
     </w:p>
     <w:p>
@@ -3365,7 +3435,7 @@
         </w:numPr>
       </w:pPr>
       <w:r>
-        <w:t>Infinite Scroll</w:t>
+        <w:t>OTP Component</w:t>
       </w:r>
     </w:p>
     <w:p>
@@ -3376,23 +3446,11 @@
         </w:numPr>
       </w:pPr>
       <w:r>
-        <w:t>OTP Component</w:t>
-      </w:r>
-    </w:p>
-    <w:p>
-      <w:pPr>
-        <w:numPr>
-          <w:ilvl w:val="0"/>
-          <w:numId w:val="33"/>
-        </w:numPr>
-      </w:pPr>
-      <w:r>
         <w:t>Modal</w:t>
       </w:r>
     </w:p>
     <w:p>
       <w:r>
-        <w:lastRenderedPageBreak/>
         <w:t xml:space="preserve">This sequence will cover about </w:t>
       </w:r>
       <w:r>
